--- a/Knowledge/3-Work knowledge/1-Software Engineering/2-Testing/5-My Source/1-ISTQB Foundation Level/1-Testing terms/20-Entry Criteria, Exit Criteria and Acceptance Criteria.docx
+++ b/Knowledge/3-Work knowledge/1-Software Engineering/2-Testing/5-My Source/1-ISTQB Foundation Level/1-Testing terms/20-Entry Criteria, Exit Criteria and Acceptance Criteria.docx
@@ -18,83 +18,74 @@
       </w:pPr>
       <w:r>
         <w:rPr>
+          <w:rFonts w:ascii="Arial" w:eastAsia="Arial" w:hAnsi="Arial"/>
+          <w:sz w:val="18"/>
+          <w:highlight w:val="lightGray"/>
+          <w:shd w:val="clear" w:color="auto" w:fill="B7B7B7"/>
+        </w:rPr>
+        <w:t xml:space="preserve"># Source: Chatgot </w:t>
+      </w:r>
+      <w:r>
+        <w:rPr>
+          <w:rFonts w:ascii="Arial" w:eastAsia="Arial" w:hAnsi="Arial"/>
+          <w:sz w:val="18"/>
+          <w:szCs w:val="14"/>
+          <w:highlight w:val="lightGray"/>
+          <w:shd w:val="clear" w:color="auto" w:fill="B7B7B7"/>
+        </w:rPr>
+        <w:t>(GPT</w:t>
+      </w:r>
+      <w:r>
+        <w:rPr>
+          <w:rFonts w:ascii="Arial" w:eastAsia="Arial" w:hAnsi="Arial" w:cs="Cambria Math"/>
+          <w:sz w:val="18"/>
+          <w:szCs w:val="14"/>
+          <w:highlight w:val="lightGray"/>
+          <w:shd w:val="clear" w:color="auto" w:fill="B7B7B7"/>
+        </w:rPr>
+        <w:t>‑</w:t>
+      </w:r>
+      <w:r>
+        <w:rPr>
+          <w:rFonts w:ascii="Arial" w:eastAsia="Arial" w:hAnsi="Arial"/>
+          <w:sz w:val="18"/>
+          <w:szCs w:val="14"/>
+          <w:highlight w:val="lightGray"/>
+          <w:shd w:val="clear" w:color="auto" w:fill="B7B7B7"/>
+        </w:rPr>
+        <w:t>5 Mini) at [8/17/2025]</w:t>
+      </w:r>
+    </w:p>
+    <w:p>
+      <w:pPr>
+        <w:spacing w:before="240" w:after="240"/>
+        <w:rPr>
+          <w:rFonts w:ascii="Roboto Mono" w:eastAsia="Roboto Mono" w:hAnsi="Roboto Mono" w:cs="Roboto Mono"/>
+        </w:rPr>
+      </w:pPr>
+      <w:r>
+        <w:rPr>
+          <w:rFonts w:ascii="Roboto Mono" w:eastAsia="Roboto Mono" w:hAnsi="Roboto Mono" w:cs="Roboto Mono"/>
+        </w:rPr>
+        <w:t>Great 👌 — these three terms (</w:t>
+      </w:r>
+      <w:r>
+        <w:rPr>
+          <w:rFonts w:ascii="Roboto Mono" w:eastAsia="Roboto Mono" w:hAnsi="Roboto Mono" w:cs="Roboto Mono"/>
           <w:b/>
-          <w:shd w:val="clear" w:color="auto" w:fill="B7B7B7"/>
-        </w:rPr>
-        <w:t># Source</w:t>
-      </w:r>
-      <w:r>
-        <w:rPr>
-          <w:shd w:val="clear" w:color="auto" w:fill="B7B7B7"/>
-        </w:rPr>
-        <w:t xml:space="preserve">: </w:t>
-      </w:r>
-      <w:r>
-        <w:rPr>
+        </w:rPr>
+        <w:t>Entry Criteria, Exit Criteria, Acceptance Criteria</w:t>
+      </w:r>
+      <w:r>
+        <w:rPr>
+          <w:rFonts w:ascii="Roboto Mono" w:eastAsia="Roboto Mono" w:hAnsi="Roboto Mono" w:cs="Roboto Mono"/>
+        </w:rPr>
+        <w:t xml:space="preserve">) often sound similar but mean different things in </w:t>
+      </w:r>
+      <w:r>
+        <w:rPr>
+          <w:rFonts w:ascii="Roboto Mono" w:eastAsia="Roboto Mono" w:hAnsi="Roboto Mono" w:cs="Roboto Mono"/>
           <w:b/>
-          <w:shd w:val="clear" w:color="auto" w:fill="B7B7B7"/>
-        </w:rPr>
-        <w:t xml:space="preserve">Chatgot </w:t>
-      </w:r>
-      <w:r>
-        <w:rPr>
-          <w:b/>
-          <w:sz w:val="14"/>
-          <w:szCs w:val="14"/>
-          <w:shd w:val="clear" w:color="auto" w:fill="B7B7B7"/>
-        </w:rPr>
-        <w:t>(GPT</w:t>
-      </w:r>
-      <w:r>
-        <w:rPr>
-          <w:rFonts w:ascii="Cambria Math" w:hAnsi="Cambria Math" w:cs="Cambria Math"/>
-          <w:b/>
-          <w:sz w:val="14"/>
-          <w:szCs w:val="14"/>
-          <w:shd w:val="clear" w:color="auto" w:fill="B7B7B7"/>
-        </w:rPr>
-        <w:t>‑</w:t>
-      </w:r>
-      <w:r>
-        <w:rPr>
-          <w:b/>
-          <w:sz w:val="14"/>
-          <w:szCs w:val="14"/>
-          <w:shd w:val="clear" w:color="auto" w:fill="B7B7B7"/>
-        </w:rPr>
-        <w:t>5 Mini) at [8/17/2025]</w:t>
-      </w:r>
-    </w:p>
-    <w:p>
-      <w:pPr>
-        <w:spacing w:before="240" w:after="240"/>
-        <w:rPr>
-          <w:rFonts w:ascii="Roboto Mono" w:eastAsia="Roboto Mono" w:hAnsi="Roboto Mono" w:cs="Roboto Mono"/>
-        </w:rPr>
-      </w:pPr>
-      <w:r>
-        <w:rPr>
-          <w:rFonts w:ascii="Roboto Mono" w:eastAsia="Roboto Mono" w:hAnsi="Roboto Mono" w:cs="Roboto Mono"/>
-        </w:rPr>
-        <w:t>Great 👌 — these three terms (</w:t>
-      </w:r>
-      <w:r>
-        <w:rPr>
-          <w:rFonts w:ascii="Roboto Mono" w:eastAsia="Roboto Mono" w:hAnsi="Roboto Mono" w:cs="Roboto Mono"/>
-          <w:b/>
-        </w:rPr>
-        <w:t>Entry Criteria, Exit Criteria, Acceptance Criteria</w:t>
-      </w:r>
-      <w:r>
-        <w:rPr>
-          <w:rFonts w:ascii="Roboto Mono" w:eastAsia="Roboto Mono" w:hAnsi="Roboto Mono" w:cs="Roboto Mono"/>
-        </w:rPr>
-        <w:t xml:space="preserve">) often sound similar but mean different things in </w:t>
-      </w:r>
-      <w:r>
-        <w:rPr>
-          <w:rFonts w:ascii="Roboto Mono" w:eastAsia="Roboto Mono" w:hAnsi="Roboto Mono" w:cs="Roboto Mono"/>
-          <w:b/>
         </w:rPr>
         <w:t>software testing</w:t>
       </w:r>
@@ -107,7 +98,7 @@
     </w:p>
     <w:p>
       <w:r>
-        <w:pict w14:anchorId="28D251D5">
+        <w:pict w14:anchorId="113F4809">
           <v:rect id="_x0000_i1025" style="width:0;height:1.5pt" o:hralign="center" o:hrstd="t" o:hr="t" fillcolor="#a0a0a0" stroked="f"/>
         </w:pict>
       </w:r>
@@ -146,48 +137,39 @@
       </w:pPr>
       <w:r>
         <w:rPr>
-          <w:b/>
+          <w:rFonts w:ascii="Arial" w:eastAsia="Arial" w:hAnsi="Arial"/>
+          <w:sz w:val="18"/>
+          <w:highlight w:val="lightGray"/>
           <w:shd w:val="clear" w:color="auto" w:fill="B7B7B7"/>
         </w:rPr>
-        <w:t># Source</w:t>
-      </w:r>
-      <w:r>
-        <w:rPr>
+        <w:t xml:space="preserve"># Source: Chatgot </w:t>
+      </w:r>
+      <w:r>
+        <w:rPr>
+          <w:rFonts w:ascii="Arial" w:eastAsia="Arial" w:hAnsi="Arial"/>
+          <w:sz w:val="18"/>
+          <w:szCs w:val="14"/>
+          <w:highlight w:val="lightGray"/>
           <w:shd w:val="clear" w:color="auto" w:fill="B7B7B7"/>
         </w:rPr>
-        <w:t xml:space="preserve">: </w:t>
-      </w:r>
-      <w:r>
-        <w:rPr>
-          <w:b/>
+        <w:t>(GPT</w:t>
+      </w:r>
+      <w:r>
+        <w:rPr>
+          <w:rFonts w:ascii="Arial" w:eastAsia="Arial" w:hAnsi="Arial" w:cs="Cambria Math"/>
+          <w:sz w:val="18"/>
+          <w:szCs w:val="14"/>
+          <w:highlight w:val="lightGray"/>
           <w:shd w:val="clear" w:color="auto" w:fill="B7B7B7"/>
         </w:rPr>
-        <w:t xml:space="preserve">Chatgot </w:t>
-      </w:r>
-      <w:r>
-        <w:rPr>
-          <w:b/>
-          <w:sz w:val="14"/>
+        <w:t>‑</w:t>
+      </w:r>
+      <w:r>
+        <w:rPr>
+          <w:rFonts w:ascii="Arial" w:eastAsia="Arial" w:hAnsi="Arial"/>
+          <w:sz w:val="18"/>
           <w:szCs w:val="14"/>
-          <w:shd w:val="clear" w:color="auto" w:fill="B7B7B7"/>
-        </w:rPr>
-        <w:t>(GPT</w:t>
-      </w:r>
-      <w:r>
-        <w:rPr>
-          <w:rFonts w:ascii="Cambria Math" w:hAnsi="Cambria Math" w:cs="Cambria Math"/>
-          <w:b/>
-          <w:sz w:val="14"/>
-          <w:szCs w:val="14"/>
-          <w:shd w:val="clear" w:color="auto" w:fill="B7B7B7"/>
-        </w:rPr>
-        <w:t>‑</w:t>
-      </w:r>
-      <w:r>
-        <w:rPr>
-          <w:b/>
-          <w:sz w:val="14"/>
-          <w:szCs w:val="14"/>
+          <w:highlight w:val="lightGray"/>
           <w:shd w:val="clear" w:color="auto" w:fill="B7B7B7"/>
         </w:rPr>
         <w:t>5 Mini) at [8/17/2025]</w:t>
@@ -246,48 +228,39 @@
       </w:pPr>
       <w:r>
         <w:rPr>
-          <w:b/>
+          <w:rFonts w:ascii="Arial" w:eastAsia="Arial" w:hAnsi="Arial"/>
+          <w:sz w:val="18"/>
+          <w:highlight w:val="lightGray"/>
           <w:shd w:val="clear" w:color="auto" w:fill="B7B7B7"/>
         </w:rPr>
-        <w:t># Source</w:t>
-      </w:r>
-      <w:r>
-        <w:rPr>
+        <w:t xml:space="preserve"># Source: Chatgot </w:t>
+      </w:r>
+      <w:r>
+        <w:rPr>
+          <w:rFonts w:ascii="Arial" w:eastAsia="Arial" w:hAnsi="Arial"/>
+          <w:sz w:val="18"/>
+          <w:szCs w:val="14"/>
+          <w:highlight w:val="lightGray"/>
           <w:shd w:val="clear" w:color="auto" w:fill="B7B7B7"/>
         </w:rPr>
-        <w:t xml:space="preserve">: </w:t>
-      </w:r>
-      <w:r>
-        <w:rPr>
-          <w:b/>
+        <w:t>(GPT</w:t>
+      </w:r>
+      <w:r>
+        <w:rPr>
+          <w:rFonts w:ascii="Arial" w:eastAsia="Arial" w:hAnsi="Arial" w:cs="Cambria Math"/>
+          <w:sz w:val="18"/>
+          <w:szCs w:val="14"/>
+          <w:highlight w:val="lightGray"/>
           <w:shd w:val="clear" w:color="auto" w:fill="B7B7B7"/>
         </w:rPr>
-        <w:t xml:space="preserve">Chatgot </w:t>
-      </w:r>
-      <w:r>
-        <w:rPr>
-          <w:b/>
-          <w:sz w:val="14"/>
+        <w:t>‑</w:t>
+      </w:r>
+      <w:r>
+        <w:rPr>
+          <w:rFonts w:ascii="Arial" w:eastAsia="Arial" w:hAnsi="Arial"/>
+          <w:sz w:val="18"/>
           <w:szCs w:val="14"/>
-          <w:shd w:val="clear" w:color="auto" w:fill="B7B7B7"/>
-        </w:rPr>
-        <w:t>(GPT</w:t>
-      </w:r>
-      <w:r>
-        <w:rPr>
-          <w:rFonts w:ascii="Cambria Math" w:hAnsi="Cambria Math" w:cs="Cambria Math"/>
-          <w:b/>
-          <w:sz w:val="14"/>
-          <w:szCs w:val="14"/>
-          <w:shd w:val="clear" w:color="auto" w:fill="B7B7B7"/>
-        </w:rPr>
-        <w:t>‑</w:t>
-      </w:r>
-      <w:r>
-        <w:rPr>
-          <w:b/>
-          <w:sz w:val="14"/>
-          <w:szCs w:val="14"/>
+          <w:highlight w:val="lightGray"/>
           <w:shd w:val="clear" w:color="auto" w:fill="B7B7B7"/>
         </w:rPr>
         <w:t>5 Mini) at [8/17/2025]</w:t>
@@ -299,7 +272,7 @@
           <w:ilvl w:val="0"/>
           <w:numId w:val="7"/>
         </w:numPr>
-        <w:spacing w:before="240"/>
+        <w:spacing w:before="240" w:after="0" w:line="276" w:lineRule="auto"/>
         <w:rPr>
           <w:rFonts w:ascii="Roboto Mono" w:eastAsia="Roboto Mono" w:hAnsi="Roboto Mono" w:cs="Roboto Mono"/>
         </w:rPr>
@@ -323,6 +296,7 @@
           <w:ilvl w:val="0"/>
           <w:numId w:val="7"/>
         </w:numPr>
+        <w:spacing w:after="0" w:line="276" w:lineRule="auto"/>
         <w:rPr>
           <w:rFonts w:ascii="Roboto Mono" w:eastAsia="Roboto Mono" w:hAnsi="Roboto Mono" w:cs="Roboto Mono"/>
         </w:rPr>
@@ -346,6 +320,7 @@
           <w:ilvl w:val="0"/>
           <w:numId w:val="7"/>
         </w:numPr>
+        <w:spacing w:after="0" w:line="276" w:lineRule="auto"/>
         <w:rPr>
           <w:rFonts w:ascii="Roboto Mono" w:eastAsia="Roboto Mono" w:hAnsi="Roboto Mono" w:cs="Roboto Mono"/>
         </w:rPr>
@@ -369,6 +344,7 @@
           <w:ilvl w:val="0"/>
           <w:numId w:val="7"/>
         </w:numPr>
+        <w:spacing w:after="0" w:line="276" w:lineRule="auto"/>
         <w:rPr>
           <w:rFonts w:ascii="Roboto Mono" w:eastAsia="Roboto Mono" w:hAnsi="Roboto Mono" w:cs="Roboto Mono"/>
         </w:rPr>
@@ -392,7 +368,7 @@
           <w:ilvl w:val="0"/>
           <w:numId w:val="7"/>
         </w:numPr>
-        <w:spacing w:after="240"/>
+        <w:spacing w:after="240" w:line="276" w:lineRule="auto"/>
         <w:rPr>
           <w:rFonts w:ascii="Roboto Mono" w:eastAsia="Roboto Mono" w:hAnsi="Roboto Mono" w:cs="Roboto Mono"/>
         </w:rPr>
@@ -456,16 +432,15 @@
           <w:ilvl w:val="0"/>
           <w:numId w:val="3"/>
         </w:numPr>
-        <w:spacing w:before="240"/>
-        <w:rPr>
-          <w:rFonts w:ascii="Roboto Mono" w:eastAsia="Roboto Mono" w:hAnsi="Roboto Mono" w:cs="Roboto Mono"/>
-        </w:rPr>
-      </w:pPr>
-      <w:r>
-        <w:rPr>
-          <w:rFonts w:ascii="Roboto Mono" w:eastAsia="Roboto Mono" w:hAnsi="Roboto Mono" w:cs="Roboto Mono"/>
-        </w:rPr>
-        <w:lastRenderedPageBreak/>
+        <w:spacing w:before="240" w:after="0" w:line="276" w:lineRule="auto"/>
+        <w:rPr>
+          <w:rFonts w:ascii="Roboto Mono" w:eastAsia="Roboto Mono" w:hAnsi="Roboto Mono" w:cs="Roboto Mono"/>
+        </w:rPr>
+      </w:pPr>
+      <w:r>
+        <w:rPr>
+          <w:rFonts w:ascii="Roboto Mono" w:eastAsia="Roboto Mono" w:hAnsi="Roboto Mono" w:cs="Roboto Mono"/>
+        </w:rPr>
         <w:t>Login page is developed and unit-tested.</w:t>
       </w:r>
       <w:r>
@@ -481,6 +456,7 @@
           <w:ilvl w:val="0"/>
           <w:numId w:val="3"/>
         </w:numPr>
+        <w:spacing w:after="0" w:line="276" w:lineRule="auto"/>
         <w:rPr>
           <w:rFonts w:ascii="Roboto Mono" w:eastAsia="Roboto Mono" w:hAnsi="Roboto Mono" w:cs="Roboto Mono"/>
         </w:rPr>
@@ -504,7 +480,7 @@
           <w:ilvl w:val="0"/>
           <w:numId w:val="3"/>
         </w:numPr>
-        <w:spacing w:after="240"/>
+        <w:spacing w:after="240" w:line="276" w:lineRule="auto"/>
         <w:rPr>
           <w:rFonts w:ascii="Roboto Mono" w:eastAsia="Roboto Mono" w:hAnsi="Roboto Mono" w:cs="Roboto Mono"/>
         </w:rPr>
@@ -524,7 +500,7 @@
     </w:p>
     <w:p>
       <w:r>
-        <w:pict w14:anchorId="279A2F99">
+        <w:pict w14:anchorId="43BB3A97">
           <v:rect id="_x0000_i1026" style="width:0;height:1.5pt" o:hralign="center" o:bullet="t" o:hrstd="t" o:hr="t" fillcolor="#a0a0a0" stroked="f"/>
         </w:pict>
       </w:r>
@@ -543,50 +519,41 @@
       </w:pPr>
       <w:r>
         <w:rPr>
-          <w:b/>
+          <w:rFonts w:ascii="Arial" w:eastAsia="Arial" w:hAnsi="Arial"/>
+          <w:sz w:val="18"/>
+          <w:highlight w:val="lightGray"/>
           <w:shd w:val="clear" w:color="auto" w:fill="B7B7B7"/>
         </w:rPr>
-        <w:t># Source</w:t>
-      </w:r>
-      <w:r>
-        <w:rPr>
+        <w:t xml:space="preserve"># Source: Chatgot </w:t>
+      </w:r>
+      <w:r>
+        <w:rPr>
+          <w:rFonts w:ascii="Arial" w:eastAsia="Arial" w:hAnsi="Arial"/>
+          <w:sz w:val="18"/>
+          <w:szCs w:val="14"/>
+          <w:highlight w:val="lightGray"/>
           <w:shd w:val="clear" w:color="auto" w:fill="B7B7B7"/>
         </w:rPr>
-        <w:t xml:space="preserve">: </w:t>
-      </w:r>
-      <w:r>
-        <w:rPr>
-          <w:b/>
+        <w:t>(GPT</w:t>
+      </w:r>
+      <w:r>
+        <w:rPr>
+          <w:rFonts w:ascii="Arial" w:eastAsia="Arial" w:hAnsi="Arial" w:cs="Cambria Math"/>
+          <w:sz w:val="18"/>
+          <w:szCs w:val="14"/>
+          <w:highlight w:val="lightGray"/>
           <w:shd w:val="clear" w:color="auto" w:fill="B7B7B7"/>
         </w:rPr>
-        <w:t xml:space="preserve">Chatgot </w:t>
-      </w:r>
-      <w:r>
-        <w:rPr>
-          <w:b/>
-          <w:sz w:val="14"/>
+        <w:t>‑</w:t>
+      </w:r>
+      <w:r>
+        <w:rPr>
+          <w:rFonts w:ascii="Arial" w:eastAsia="Arial" w:hAnsi="Arial"/>
+          <w:sz w:val="18"/>
           <w:szCs w:val="14"/>
+          <w:highlight w:val="lightGray"/>
           <w:shd w:val="clear" w:color="auto" w:fill="B7B7B7"/>
         </w:rPr>
-        <w:t>(GPT</w:t>
-      </w:r>
-      <w:r>
-        <w:rPr>
-          <w:rFonts w:ascii="Cambria Math" w:hAnsi="Cambria Math" w:cs="Cambria Math"/>
-          <w:b/>
-          <w:sz w:val="14"/>
-          <w:szCs w:val="14"/>
-          <w:shd w:val="clear" w:color="auto" w:fill="B7B7B7"/>
-        </w:rPr>
-        <w:t>‑</w:t>
-      </w:r>
-      <w:r>
-        <w:rPr>
-          <w:b/>
-          <w:sz w:val="14"/>
-          <w:szCs w:val="14"/>
-          <w:shd w:val="clear" w:color="auto" w:fill="B7B7B7"/>
-        </w:rPr>
         <w:t>5 Mini) at [9/14/2025]</w:t>
       </w:r>
     </w:p>
@@ -594,7 +561,6 @@
       <w:pPr>
         <w:rPr>
           <w:rFonts w:ascii="Roboto Mono" w:hAnsi="Roboto Mono"/>
-          <w:lang w:val="en-US"/>
         </w:rPr>
       </w:pPr>
       <w:r>
@@ -602,14 +568,12 @@
           <w:rFonts w:ascii="Roboto Mono" w:hAnsi="Roboto Mono"/>
           <w:b/>
           <w:bCs/>
-          <w:lang w:val="en-US"/>
         </w:rPr>
         <w:t>Definition of Ready (DoR)</w:t>
       </w:r>
       <w:r>
         <w:rPr>
           <w:rFonts w:ascii="Roboto Mono" w:hAnsi="Roboto Mono"/>
-          <w:lang w:val="en-US"/>
         </w:rPr>
         <w:t xml:space="preserve"> in Agile is a </w:t>
       </w:r>
@@ -618,14 +582,12 @@
           <w:rFonts w:ascii="Roboto Mono" w:hAnsi="Roboto Mono"/>
           <w:b/>
           <w:bCs/>
-          <w:lang w:val="en-US"/>
         </w:rPr>
         <w:t>set of clear conditions or criteria</w:t>
       </w:r>
       <w:r>
         <w:rPr>
           <w:rFonts w:ascii="Roboto Mono" w:hAnsi="Roboto Mono"/>
-          <w:lang w:val="en-US"/>
         </w:rPr>
         <w:t xml:space="preserve"> that a </w:t>
       </w:r>
@@ -634,14 +596,12 @@
           <w:rFonts w:ascii="Roboto Mono" w:hAnsi="Roboto Mono"/>
           <w:b/>
           <w:bCs/>
-          <w:lang w:val="en-US"/>
         </w:rPr>
         <w:t>User Story (or backlog item)</w:t>
       </w:r>
       <w:r>
         <w:rPr>
           <w:rFonts w:ascii="Roboto Mono" w:hAnsi="Roboto Mono"/>
-          <w:lang w:val="en-US"/>
         </w:rPr>
         <w:t xml:space="preserve"> must meet </w:t>
       </w:r>
@@ -650,14 +610,12 @@
           <w:rFonts w:ascii="Roboto Mono" w:hAnsi="Roboto Mono"/>
           <w:b/>
           <w:bCs/>
-          <w:lang w:val="en-US"/>
         </w:rPr>
         <w:t>before the team can start working on it</w:t>
       </w:r>
       <w:r>
         <w:rPr>
           <w:rFonts w:ascii="Roboto Mono" w:hAnsi="Roboto Mono"/>
-          <w:lang w:val="en-US"/>
         </w:rPr>
         <w:t xml:space="preserve"> in development or testing.</w:t>
       </w:r>
@@ -666,15 +624,13 @@
       <w:pPr>
         <w:rPr>
           <w:rFonts w:ascii="Roboto Mono" w:hAnsi="Roboto Mono"/>
-          <w:lang w:val="en-US"/>
-        </w:rPr>
-      </w:pPr>
-      <w:r>
-        <w:rPr>
-          <w:rFonts w:ascii="Roboto Mono" w:hAnsi="Roboto Mono"/>
-          <w:lang w:val="en-US"/>
-        </w:rPr>
-        <w:pict w14:anchorId="6120C48A">
+        </w:rPr>
+      </w:pPr>
+      <w:r>
+        <w:rPr>
+          <w:rFonts w:ascii="Roboto Mono" w:hAnsi="Roboto Mono"/>
+        </w:rPr>
+        <w:pict w14:anchorId="00C38AFA">
           <v:rect id="_x0000_i1027" style="width:0;height:1.5pt" o:hralign="center" o:hrstd="t" o:hr="t" fillcolor="#a0a0a0" stroked="f"/>
         </w:pict>
       </w:r>
@@ -685,7 +641,6 @@
           <w:rFonts w:ascii="Roboto Mono" w:hAnsi="Roboto Mono"/>
           <w:b/>
           <w:bCs/>
-          <w:lang w:val="en-US"/>
         </w:rPr>
       </w:pPr>
       <w:r>
@@ -693,7 +648,6 @@
           <w:rFonts w:ascii="Segoe UI Emoji" w:hAnsi="Segoe UI Emoji" w:cs="Segoe UI Emoji"/>
           <w:b/>
           <w:bCs/>
-          <w:lang w:val="en-US"/>
         </w:rPr>
         <w:t>📌</w:t>
       </w:r>
@@ -702,7 +656,6 @@
           <w:rFonts w:ascii="Roboto Mono" w:hAnsi="Roboto Mono"/>
           <w:b/>
           <w:bCs/>
-          <w:lang w:val="en-US"/>
         </w:rPr>
         <w:t xml:space="preserve"> Key Points about DoR:</w:t>
       </w:r>
@@ -713,15 +666,14 @@
           <w:ilvl w:val="0"/>
           <w:numId w:val="15"/>
         </w:numPr>
-        <w:rPr>
-          <w:rFonts w:ascii="Roboto Mono" w:hAnsi="Roboto Mono"/>
-          <w:lang w:val="en-US"/>
-        </w:rPr>
-      </w:pPr>
-      <w:r>
-        <w:rPr>
-          <w:rFonts w:ascii="Roboto Mono" w:hAnsi="Roboto Mono"/>
-          <w:lang w:val="en-US"/>
+        <w:spacing w:after="0" w:line="276" w:lineRule="auto"/>
+        <w:rPr>
+          <w:rFonts w:ascii="Roboto Mono" w:hAnsi="Roboto Mono"/>
+        </w:rPr>
+      </w:pPr>
+      <w:r>
+        <w:rPr>
+          <w:rFonts w:ascii="Roboto Mono" w:hAnsi="Roboto Mono"/>
         </w:rPr>
         <w:t xml:space="preserve">It’s an </w:t>
       </w:r>
@@ -730,14 +682,12 @@
           <w:rFonts w:ascii="Roboto Mono" w:hAnsi="Roboto Mono"/>
           <w:b/>
           <w:bCs/>
-          <w:lang w:val="en-US"/>
         </w:rPr>
         <w:t>entry criterion</w:t>
       </w:r>
       <w:r>
         <w:rPr>
           <w:rFonts w:ascii="Roboto Mono" w:hAnsi="Roboto Mono"/>
-          <w:lang w:val="en-US"/>
         </w:rPr>
         <w:t xml:space="preserve"> for a sprint/iteration.</w:t>
       </w:r>
@@ -748,15 +698,14 @@
           <w:ilvl w:val="0"/>
           <w:numId w:val="15"/>
         </w:numPr>
-        <w:rPr>
-          <w:rFonts w:ascii="Roboto Mono" w:hAnsi="Roboto Mono"/>
-          <w:lang w:val="en-US"/>
-        </w:rPr>
-      </w:pPr>
-      <w:r>
-        <w:rPr>
-          <w:rFonts w:ascii="Roboto Mono" w:hAnsi="Roboto Mono"/>
-          <w:lang w:val="en-US"/>
+        <w:spacing w:after="0" w:line="276" w:lineRule="auto"/>
+        <w:rPr>
+          <w:rFonts w:ascii="Roboto Mono" w:hAnsi="Roboto Mono"/>
+        </w:rPr>
+      </w:pPr>
+      <w:r>
+        <w:rPr>
+          <w:rFonts w:ascii="Roboto Mono" w:hAnsi="Roboto Mono"/>
         </w:rPr>
         <w:t xml:space="preserve">Ensures that the backlog item is </w:t>
       </w:r>
@@ -765,14 +714,12 @@
           <w:rFonts w:ascii="Roboto Mono" w:hAnsi="Roboto Mono"/>
           <w:b/>
           <w:bCs/>
-          <w:lang w:val="en-US"/>
         </w:rPr>
         <w:t>well-prepared, clear, and feasible</w:t>
       </w:r>
       <w:r>
         <w:rPr>
           <w:rFonts w:ascii="Roboto Mono" w:hAnsi="Roboto Mono"/>
-          <w:lang w:val="en-US"/>
         </w:rPr>
         <w:t xml:space="preserve"> for the team to work on.</w:t>
       </w:r>
@@ -783,15 +730,14 @@
           <w:ilvl w:val="0"/>
           <w:numId w:val="15"/>
         </w:numPr>
-        <w:rPr>
-          <w:rFonts w:ascii="Roboto Mono" w:hAnsi="Roboto Mono"/>
-          <w:lang w:val="en-US"/>
-        </w:rPr>
-      </w:pPr>
-      <w:r>
-        <w:rPr>
-          <w:rFonts w:ascii="Roboto Mono" w:hAnsi="Roboto Mono"/>
-          <w:lang w:val="en-US"/>
+        <w:spacing w:after="0" w:line="276" w:lineRule="auto"/>
+        <w:rPr>
+          <w:rFonts w:ascii="Roboto Mono" w:hAnsi="Roboto Mono"/>
+        </w:rPr>
+      </w:pPr>
+      <w:r>
+        <w:rPr>
+          <w:rFonts w:ascii="Roboto Mono" w:hAnsi="Roboto Mono"/>
         </w:rPr>
         <w:t>Helps avoid confusion, rework, and wasted effort once the sprint begins.</w:t>
       </w:r>
@@ -802,15 +748,14 @@
           <w:ilvl w:val="0"/>
           <w:numId w:val="15"/>
         </w:numPr>
-        <w:rPr>
-          <w:rFonts w:ascii="Roboto Mono" w:hAnsi="Roboto Mono"/>
-          <w:lang w:val="en-US"/>
-        </w:rPr>
-      </w:pPr>
-      <w:r>
-        <w:rPr>
-          <w:rFonts w:ascii="Roboto Mono" w:hAnsi="Roboto Mono"/>
-          <w:lang w:val="en-US"/>
+        <w:spacing w:after="0" w:line="276" w:lineRule="auto"/>
+        <w:rPr>
+          <w:rFonts w:ascii="Roboto Mono" w:hAnsi="Roboto Mono"/>
+        </w:rPr>
+      </w:pPr>
+      <w:r>
+        <w:rPr>
+          <w:rFonts w:ascii="Roboto Mono" w:hAnsi="Roboto Mono"/>
         </w:rPr>
         <w:t xml:space="preserve">Provides a </w:t>
       </w:r>
@@ -819,14 +764,12 @@
           <w:rFonts w:ascii="Roboto Mono" w:hAnsi="Roboto Mono"/>
           <w:b/>
           <w:bCs/>
-          <w:lang w:val="en-US"/>
         </w:rPr>
         <w:t>shared understanding</w:t>
       </w:r>
       <w:r>
         <w:rPr>
           <w:rFonts w:ascii="Roboto Mono" w:hAnsi="Roboto Mono"/>
-          <w:lang w:val="en-US"/>
         </w:rPr>
         <w:t xml:space="preserve"> between Product Owner, testers, and developers about when a story is truly ready.</w:t>
       </w:r>
@@ -835,15 +778,13 @@
       <w:pPr>
         <w:rPr>
           <w:rFonts w:ascii="Roboto Mono" w:hAnsi="Roboto Mono"/>
-          <w:lang w:val="en-US"/>
-        </w:rPr>
-      </w:pPr>
-      <w:r>
-        <w:rPr>
-          <w:rFonts w:ascii="Roboto Mono" w:hAnsi="Roboto Mono"/>
-          <w:lang w:val="en-US"/>
-        </w:rPr>
-        <w:pict w14:anchorId="4120D8AB">
+        </w:rPr>
+      </w:pPr>
+      <w:r>
+        <w:rPr>
+          <w:rFonts w:ascii="Roboto Mono" w:hAnsi="Roboto Mono"/>
+        </w:rPr>
+        <w:pict w14:anchorId="68B73D4F">
           <v:rect id="_x0000_i1028" style="width:0;height:1.5pt" o:hralign="center" o:hrstd="t" o:hr="t" fillcolor="#a0a0a0" stroked="f"/>
         </w:pict>
       </w:r>
@@ -854,7 +795,6 @@
           <w:rFonts w:ascii="Roboto Mono" w:hAnsi="Roboto Mono"/>
           <w:b/>
           <w:bCs/>
-          <w:lang w:val="en-US"/>
         </w:rPr>
       </w:pPr>
       <w:r>
@@ -862,7 +802,6 @@
           <w:rFonts w:ascii="Segoe UI Emoji" w:hAnsi="Segoe UI Emoji" w:cs="Segoe UI Emoji"/>
           <w:b/>
           <w:bCs/>
-          <w:lang w:val="en-US"/>
         </w:rPr>
         <w:t>✅</w:t>
       </w:r>
@@ -871,7 +810,6 @@
           <w:rFonts w:ascii="Roboto Mono" w:hAnsi="Roboto Mono"/>
           <w:b/>
           <w:bCs/>
-          <w:lang w:val="en-US"/>
         </w:rPr>
         <w:t xml:space="preserve"> Examples of DoR:</w:t>
       </w:r>
@@ -880,13 +818,11 @@
       <w:pPr>
         <w:rPr>
           <w:rFonts w:ascii="Roboto Mono" w:hAnsi="Roboto Mono"/>
-          <w:lang w:val="en-US"/>
-        </w:rPr>
-      </w:pPr>
-      <w:r>
-        <w:rPr>
-          <w:rFonts w:ascii="Roboto Mono" w:hAnsi="Roboto Mono"/>
-          <w:lang w:val="en-US"/>
+        </w:rPr>
+      </w:pPr>
+      <w:r>
+        <w:rPr>
+          <w:rFonts w:ascii="Roboto Mono" w:hAnsi="Roboto Mono"/>
         </w:rPr>
         <w:t xml:space="preserve">A User Story is </w:t>
       </w:r>
@@ -895,14 +831,12 @@
           <w:rFonts w:ascii="Roboto Mono" w:hAnsi="Roboto Mono"/>
           <w:b/>
           <w:bCs/>
-          <w:lang w:val="en-US"/>
         </w:rPr>
         <w:t>Ready</w:t>
       </w:r>
       <w:r>
         <w:rPr>
           <w:rFonts w:ascii="Roboto Mono" w:hAnsi="Roboto Mono"/>
-          <w:lang w:val="en-US"/>
         </w:rPr>
         <w:t xml:space="preserve"> when:</w:t>
       </w:r>
@@ -913,15 +847,14 @@
           <w:ilvl w:val="0"/>
           <w:numId w:val="16"/>
         </w:numPr>
-        <w:rPr>
-          <w:rFonts w:ascii="Roboto Mono" w:hAnsi="Roboto Mono"/>
-          <w:lang w:val="en-US"/>
-        </w:rPr>
-      </w:pPr>
-      <w:r>
-        <w:rPr>
-          <w:rFonts w:ascii="Roboto Mono" w:hAnsi="Roboto Mono"/>
-          <w:lang w:val="en-US"/>
+        <w:spacing w:after="0" w:line="276" w:lineRule="auto"/>
+        <w:rPr>
+          <w:rFonts w:ascii="Roboto Mono" w:hAnsi="Roboto Mono"/>
+        </w:rPr>
+      </w:pPr>
+      <w:r>
+        <w:rPr>
+          <w:rFonts w:ascii="Roboto Mono" w:hAnsi="Roboto Mono"/>
         </w:rPr>
         <w:t xml:space="preserve">It is </w:t>
       </w:r>
@@ -930,14 +863,12 @@
           <w:rFonts w:ascii="Roboto Mono" w:hAnsi="Roboto Mono"/>
           <w:b/>
           <w:bCs/>
-          <w:lang w:val="en-US"/>
         </w:rPr>
         <w:t>clearly defined and understandable</w:t>
       </w:r>
       <w:r>
         <w:rPr>
           <w:rFonts w:ascii="Roboto Mono" w:hAnsi="Roboto Mono"/>
-          <w:lang w:val="en-US"/>
         </w:rPr>
         <w:t xml:space="preserve"> by the team.</w:t>
       </w:r>
@@ -948,15 +879,14 @@
           <w:ilvl w:val="0"/>
           <w:numId w:val="16"/>
         </w:numPr>
-        <w:rPr>
-          <w:rFonts w:ascii="Roboto Mono" w:hAnsi="Roboto Mono"/>
-          <w:lang w:val="en-US"/>
-        </w:rPr>
-      </w:pPr>
-      <w:r>
-        <w:rPr>
-          <w:rFonts w:ascii="Roboto Mono" w:hAnsi="Roboto Mono"/>
-          <w:lang w:val="en-US"/>
+        <w:spacing w:after="0" w:line="276" w:lineRule="auto"/>
+        <w:rPr>
+          <w:rFonts w:ascii="Roboto Mono" w:hAnsi="Roboto Mono"/>
+        </w:rPr>
+      </w:pPr>
+      <w:r>
+        <w:rPr>
+          <w:rFonts w:ascii="Roboto Mono" w:hAnsi="Roboto Mono"/>
         </w:rPr>
         <w:t>Acceptance Criteria are written and testable.</w:t>
       </w:r>
@@ -967,15 +897,14 @@
           <w:ilvl w:val="0"/>
           <w:numId w:val="16"/>
         </w:numPr>
-        <w:rPr>
-          <w:rFonts w:ascii="Roboto Mono" w:hAnsi="Roboto Mono"/>
-          <w:lang w:val="en-US"/>
-        </w:rPr>
-      </w:pPr>
-      <w:r>
-        <w:rPr>
-          <w:rFonts w:ascii="Roboto Mono" w:hAnsi="Roboto Mono"/>
-          <w:lang w:val="en-US"/>
+        <w:spacing w:after="0" w:line="276" w:lineRule="auto"/>
+        <w:rPr>
+          <w:rFonts w:ascii="Roboto Mono" w:hAnsi="Roboto Mono"/>
+        </w:rPr>
+      </w:pPr>
+      <w:r>
+        <w:rPr>
+          <w:rFonts w:ascii="Roboto Mono" w:hAnsi="Roboto Mono"/>
         </w:rPr>
         <w:t>Dependencies are identified and manageable.</w:t>
       </w:r>
@@ -986,15 +915,14 @@
           <w:ilvl w:val="0"/>
           <w:numId w:val="16"/>
         </w:numPr>
-        <w:rPr>
-          <w:rFonts w:ascii="Roboto Mono" w:hAnsi="Roboto Mono"/>
-          <w:lang w:val="en-US"/>
-        </w:rPr>
-      </w:pPr>
-      <w:r>
-        <w:rPr>
-          <w:rFonts w:ascii="Roboto Mono" w:hAnsi="Roboto Mono"/>
-          <w:lang w:val="en-US"/>
+        <w:spacing w:after="0" w:line="276" w:lineRule="auto"/>
+        <w:rPr>
+          <w:rFonts w:ascii="Roboto Mono" w:hAnsi="Roboto Mono"/>
+        </w:rPr>
+      </w:pPr>
+      <w:r>
+        <w:rPr>
+          <w:rFonts w:ascii="Roboto Mono" w:hAnsi="Roboto Mono"/>
         </w:rPr>
         <w:t>Priority and business value are clear.</w:t>
       </w:r>
@@ -1005,15 +933,14 @@
           <w:ilvl w:val="0"/>
           <w:numId w:val="16"/>
         </w:numPr>
-        <w:rPr>
-          <w:rFonts w:ascii="Roboto Mono" w:hAnsi="Roboto Mono"/>
-          <w:lang w:val="en-US"/>
-        </w:rPr>
-      </w:pPr>
-      <w:r>
-        <w:rPr>
-          <w:rFonts w:ascii="Roboto Mono" w:hAnsi="Roboto Mono"/>
-          <w:lang w:val="en-US"/>
+        <w:spacing w:after="0" w:line="276" w:lineRule="auto"/>
+        <w:rPr>
+          <w:rFonts w:ascii="Roboto Mono" w:hAnsi="Roboto Mono"/>
+        </w:rPr>
+      </w:pPr>
+      <w:r>
+        <w:rPr>
+          <w:rFonts w:ascii="Roboto Mono" w:hAnsi="Roboto Mono"/>
         </w:rPr>
         <w:t>The story has been estimated by the team.</w:t>
       </w:r>
@@ -1024,15 +951,14 @@
           <w:ilvl w:val="0"/>
           <w:numId w:val="16"/>
         </w:numPr>
-        <w:rPr>
-          <w:rFonts w:ascii="Roboto Mono" w:hAnsi="Roboto Mono"/>
-          <w:lang w:val="en-US"/>
-        </w:rPr>
-      </w:pPr>
-      <w:r>
-        <w:rPr>
-          <w:rFonts w:ascii="Roboto Mono" w:hAnsi="Roboto Mono"/>
-          <w:lang w:val="en-US"/>
+        <w:spacing w:after="0" w:line="276" w:lineRule="auto"/>
+        <w:rPr>
+          <w:rFonts w:ascii="Roboto Mono" w:hAnsi="Roboto Mono"/>
+        </w:rPr>
+      </w:pPr>
+      <w:r>
+        <w:rPr>
+          <w:rFonts w:ascii="Roboto Mono" w:hAnsi="Roboto Mono"/>
         </w:rPr>
         <w:t xml:space="preserve">Required </w:t>
       </w:r>
@@ -1041,14 +967,12 @@
           <w:rFonts w:ascii="Roboto Mono" w:hAnsi="Roboto Mono"/>
           <w:b/>
           <w:bCs/>
-          <w:lang w:val="en-US"/>
         </w:rPr>
         <w:t>test data, environments, or tools</w:t>
       </w:r>
       <w:r>
         <w:rPr>
           <w:rFonts w:ascii="Roboto Mono" w:hAnsi="Roboto Mono"/>
-          <w:lang w:val="en-US"/>
         </w:rPr>
         <w:t xml:space="preserve"> are available.</w:t>
       </w:r>
@@ -1057,15 +981,13 @@
       <w:pPr>
         <w:rPr>
           <w:rFonts w:ascii="Roboto Mono" w:hAnsi="Roboto Mono"/>
-          <w:lang w:val="en-US"/>
-        </w:rPr>
-      </w:pPr>
-      <w:r>
-        <w:rPr>
-          <w:rFonts w:ascii="Roboto Mono" w:hAnsi="Roboto Mono"/>
-          <w:lang w:val="en-US"/>
-        </w:rPr>
-        <w:pict w14:anchorId="2424FF99">
+        </w:rPr>
+      </w:pPr>
+      <w:r>
+        <w:rPr>
+          <w:rFonts w:ascii="Roboto Mono" w:hAnsi="Roboto Mono"/>
+        </w:rPr>
+        <w:pict w14:anchorId="58B7EB25">
           <v:rect id="_x0000_i1029" style="width:0;height:1.5pt" o:hralign="center" o:hrstd="t" o:hr="t" fillcolor="#a0a0a0" stroked="f"/>
         </w:pict>
       </w:r>
@@ -1074,20 +996,17 @@
       <w:pPr>
         <w:rPr>
           <w:rFonts w:ascii="Roboto Mono" w:hAnsi="Roboto Mono"/>
-          <w:lang w:val="en-US"/>
         </w:rPr>
       </w:pPr>
       <w:r>
         <w:rPr>
           <w:rFonts w:ascii="Segoe UI Emoji" w:hAnsi="Segoe UI Emoji" w:cs="Segoe UI Emoji"/>
-          <w:lang w:val="en-US"/>
         </w:rPr>
         <w:t>🔑</w:t>
       </w:r>
       <w:r>
         <w:rPr>
           <w:rFonts w:ascii="Roboto Mono" w:hAnsi="Roboto Mono"/>
-          <w:lang w:val="en-US"/>
         </w:rPr>
         <w:t xml:space="preserve"> </w:t>
       </w:r>
@@ -1096,14 +1015,12 @@
           <w:rFonts w:ascii="Roboto Mono" w:hAnsi="Roboto Mono"/>
           <w:b/>
           <w:bCs/>
-          <w:lang w:val="en-US"/>
         </w:rPr>
         <w:t>In short:</w:t>
       </w:r>
       <w:r>
         <w:rPr>
           <w:rFonts w:ascii="Roboto Mono" w:hAnsi="Roboto Mono"/>
-          <w:lang w:val="en-US"/>
         </w:rPr>
         <w:br/>
         <w:t xml:space="preserve">The </w:t>
@@ -1113,14 +1030,12 @@
           <w:rFonts w:ascii="Roboto Mono" w:hAnsi="Roboto Mono"/>
           <w:b/>
           <w:bCs/>
-          <w:lang w:val="en-US"/>
         </w:rPr>
         <w:t>Definition of Ready</w:t>
       </w:r>
       <w:r>
         <w:rPr>
           <w:rFonts w:ascii="Roboto Mono" w:hAnsi="Roboto Mono"/>
-          <w:lang w:val="en-US"/>
         </w:rPr>
         <w:t xml:space="preserve"> makes sure the team doesn’t start a story that’s vague, incomplete, or not testable. It reduces risk and sets the stage for smoother development and testing.</w:t>
       </w:r>
@@ -1138,7 +1053,6 @@
         <w:rPr>
           <w:rFonts w:ascii="Andika" w:eastAsia="Andika" w:hAnsi="Andika" w:cs="Andika"/>
         </w:rPr>
-        <w:lastRenderedPageBreak/>
         <w:t>2️⃣ Exit Criteria</w:t>
       </w:r>
     </w:p>
@@ -1160,48 +1074,39 @@
       </w:pPr>
       <w:r>
         <w:rPr>
-          <w:b/>
+          <w:rFonts w:ascii="Arial" w:eastAsia="Arial" w:hAnsi="Arial"/>
+          <w:sz w:val="18"/>
+          <w:highlight w:val="lightGray"/>
           <w:shd w:val="clear" w:color="auto" w:fill="B7B7B7"/>
         </w:rPr>
-        <w:t># Source</w:t>
-      </w:r>
-      <w:r>
-        <w:rPr>
+        <w:t xml:space="preserve"># Source: Chatgot </w:t>
+      </w:r>
+      <w:r>
+        <w:rPr>
+          <w:rFonts w:ascii="Arial" w:eastAsia="Arial" w:hAnsi="Arial"/>
+          <w:sz w:val="18"/>
+          <w:szCs w:val="14"/>
+          <w:highlight w:val="lightGray"/>
           <w:shd w:val="clear" w:color="auto" w:fill="B7B7B7"/>
         </w:rPr>
-        <w:t xml:space="preserve">: </w:t>
-      </w:r>
-      <w:r>
-        <w:rPr>
-          <w:b/>
+        <w:t>(GPT</w:t>
+      </w:r>
+      <w:r>
+        <w:rPr>
+          <w:rFonts w:ascii="Arial" w:eastAsia="Arial" w:hAnsi="Arial" w:cs="Cambria Math"/>
+          <w:sz w:val="18"/>
+          <w:szCs w:val="14"/>
+          <w:highlight w:val="lightGray"/>
           <w:shd w:val="clear" w:color="auto" w:fill="B7B7B7"/>
         </w:rPr>
-        <w:t xml:space="preserve">Chatgot </w:t>
-      </w:r>
-      <w:r>
-        <w:rPr>
-          <w:b/>
-          <w:sz w:val="14"/>
+        <w:t>‑</w:t>
+      </w:r>
+      <w:r>
+        <w:rPr>
+          <w:rFonts w:ascii="Arial" w:eastAsia="Arial" w:hAnsi="Arial"/>
+          <w:sz w:val="18"/>
           <w:szCs w:val="14"/>
-          <w:shd w:val="clear" w:color="auto" w:fill="B7B7B7"/>
-        </w:rPr>
-        <w:t>(GPT</w:t>
-      </w:r>
-      <w:r>
-        <w:rPr>
-          <w:rFonts w:ascii="Cambria Math" w:hAnsi="Cambria Math" w:cs="Cambria Math"/>
-          <w:b/>
-          <w:sz w:val="14"/>
-          <w:szCs w:val="14"/>
-          <w:shd w:val="clear" w:color="auto" w:fill="B7B7B7"/>
-        </w:rPr>
-        <w:t>‑</w:t>
-      </w:r>
-      <w:r>
-        <w:rPr>
-          <w:b/>
-          <w:sz w:val="14"/>
-          <w:szCs w:val="14"/>
+          <w:highlight w:val="lightGray"/>
           <w:shd w:val="clear" w:color="auto" w:fill="B7B7B7"/>
         </w:rPr>
         <w:t>5 Mini) at [8/17/2025]</w:t>
@@ -1282,48 +1187,39 @@
       </w:pPr>
       <w:r>
         <w:rPr>
-          <w:b/>
+          <w:rFonts w:ascii="Arial" w:eastAsia="Arial" w:hAnsi="Arial"/>
+          <w:sz w:val="18"/>
+          <w:highlight w:val="lightGray"/>
           <w:shd w:val="clear" w:color="auto" w:fill="B7B7B7"/>
         </w:rPr>
-        <w:t># Source</w:t>
-      </w:r>
-      <w:r>
-        <w:rPr>
+        <w:t xml:space="preserve"># Source: Chatgot </w:t>
+      </w:r>
+      <w:r>
+        <w:rPr>
+          <w:rFonts w:ascii="Arial" w:eastAsia="Arial" w:hAnsi="Arial"/>
+          <w:sz w:val="18"/>
+          <w:szCs w:val="14"/>
+          <w:highlight w:val="lightGray"/>
           <w:shd w:val="clear" w:color="auto" w:fill="B7B7B7"/>
         </w:rPr>
-        <w:t xml:space="preserve">: </w:t>
-      </w:r>
-      <w:r>
-        <w:rPr>
-          <w:b/>
+        <w:t>(GPT</w:t>
+      </w:r>
+      <w:r>
+        <w:rPr>
+          <w:rFonts w:ascii="Arial" w:eastAsia="Arial" w:hAnsi="Arial" w:cs="Cambria Math"/>
+          <w:sz w:val="18"/>
+          <w:szCs w:val="14"/>
+          <w:highlight w:val="lightGray"/>
           <w:shd w:val="clear" w:color="auto" w:fill="B7B7B7"/>
         </w:rPr>
-        <w:t xml:space="preserve">Chatgot </w:t>
-      </w:r>
-      <w:r>
-        <w:rPr>
-          <w:b/>
-          <w:sz w:val="14"/>
+        <w:t>‑</w:t>
+      </w:r>
+      <w:r>
+        <w:rPr>
+          <w:rFonts w:ascii="Arial" w:eastAsia="Arial" w:hAnsi="Arial"/>
+          <w:sz w:val="18"/>
           <w:szCs w:val="14"/>
-          <w:shd w:val="clear" w:color="auto" w:fill="B7B7B7"/>
-        </w:rPr>
-        <w:t>(GPT</w:t>
-      </w:r>
-      <w:r>
-        <w:rPr>
-          <w:rFonts w:ascii="Cambria Math" w:hAnsi="Cambria Math" w:cs="Cambria Math"/>
-          <w:b/>
-          <w:sz w:val="14"/>
-          <w:szCs w:val="14"/>
-          <w:shd w:val="clear" w:color="auto" w:fill="B7B7B7"/>
-        </w:rPr>
-        <w:t>‑</w:t>
-      </w:r>
-      <w:r>
-        <w:rPr>
-          <w:b/>
-          <w:sz w:val="14"/>
-          <w:szCs w:val="14"/>
+          <w:highlight w:val="lightGray"/>
           <w:shd w:val="clear" w:color="auto" w:fill="B7B7B7"/>
         </w:rPr>
         <w:t>5 Mini) at [8/17/2025]</w:t>
@@ -1335,7 +1231,7 @@
           <w:ilvl w:val="0"/>
           <w:numId w:val="8"/>
         </w:numPr>
-        <w:spacing w:before="240"/>
+        <w:spacing w:before="240" w:after="0" w:line="276" w:lineRule="auto"/>
         <w:rPr>
           <w:rFonts w:ascii="Roboto Mono" w:eastAsia="Roboto Mono" w:hAnsi="Roboto Mono" w:cs="Roboto Mono"/>
         </w:rPr>
@@ -1359,6 +1255,7 @@
           <w:ilvl w:val="0"/>
           <w:numId w:val="8"/>
         </w:numPr>
+        <w:spacing w:after="0" w:line="276" w:lineRule="auto"/>
         <w:rPr>
           <w:rFonts w:ascii="Roboto Mono" w:eastAsia="Roboto Mono" w:hAnsi="Roboto Mono" w:cs="Roboto Mono"/>
         </w:rPr>
@@ -1382,6 +1279,7 @@
           <w:ilvl w:val="0"/>
           <w:numId w:val="8"/>
         </w:numPr>
+        <w:spacing w:after="0" w:line="276" w:lineRule="auto"/>
         <w:rPr>
           <w:rFonts w:ascii="Roboto Mono" w:eastAsia="Roboto Mono" w:hAnsi="Roboto Mono" w:cs="Roboto Mono"/>
         </w:rPr>
@@ -1405,6 +1303,7 @@
           <w:ilvl w:val="0"/>
           <w:numId w:val="8"/>
         </w:numPr>
+        <w:spacing w:after="0" w:line="276" w:lineRule="auto"/>
         <w:rPr>
           <w:rFonts w:ascii="Roboto Mono" w:eastAsia="Roboto Mono" w:hAnsi="Roboto Mono" w:cs="Roboto Mono"/>
         </w:rPr>
@@ -1428,7 +1327,7 @@
           <w:ilvl w:val="0"/>
           <w:numId w:val="8"/>
         </w:numPr>
-        <w:spacing w:after="240"/>
+        <w:spacing w:after="240" w:line="276" w:lineRule="auto"/>
         <w:rPr>
           <w:rFonts w:ascii="Roboto Mono" w:eastAsia="Roboto Mono" w:hAnsi="Roboto Mono" w:cs="Roboto Mono"/>
         </w:rPr>
@@ -1492,7 +1391,7 @@
           <w:ilvl w:val="0"/>
           <w:numId w:val="4"/>
         </w:numPr>
-        <w:spacing w:before="240"/>
+        <w:spacing w:before="240" w:after="0" w:line="276" w:lineRule="auto"/>
         <w:rPr>
           <w:rFonts w:ascii="Roboto Mono" w:eastAsia="Roboto Mono" w:hAnsi="Roboto Mono" w:cs="Roboto Mono"/>
         </w:rPr>
@@ -1516,6 +1415,7 @@
           <w:ilvl w:val="0"/>
           <w:numId w:val="4"/>
         </w:numPr>
+        <w:spacing w:after="0" w:line="276" w:lineRule="auto"/>
         <w:rPr>
           <w:rFonts w:ascii="Roboto Mono" w:eastAsia="Roboto Mono" w:hAnsi="Roboto Mono" w:cs="Roboto Mono"/>
         </w:rPr>
@@ -1539,7 +1439,7 @@
           <w:ilvl w:val="0"/>
           <w:numId w:val="4"/>
         </w:numPr>
-        <w:spacing w:after="240"/>
+        <w:spacing w:after="240" w:line="276" w:lineRule="auto"/>
         <w:rPr>
           <w:rFonts w:ascii="Roboto Mono" w:eastAsia="Roboto Mono" w:hAnsi="Roboto Mono" w:cs="Roboto Mono"/>
         </w:rPr>
@@ -1559,7 +1459,7 @@
     </w:p>
     <w:p>
       <w:r>
-        <w:pict w14:anchorId="3A6E6481">
+        <w:pict w14:anchorId="22C4E1E1">
           <v:rect id="_x0000_i1030" style="width:0;height:1.5pt" o:hralign="center" o:bullet="t" o:hrstd="t" o:hr="t" fillcolor="#a0a0a0" stroked="f"/>
         </w:pict>
       </w:r>
@@ -1578,50 +1478,41 @@
       </w:pPr>
       <w:r>
         <w:rPr>
-          <w:b/>
+          <w:rFonts w:ascii="Arial" w:eastAsia="Arial" w:hAnsi="Arial"/>
+          <w:sz w:val="18"/>
+          <w:highlight w:val="lightGray"/>
           <w:shd w:val="clear" w:color="auto" w:fill="B7B7B7"/>
         </w:rPr>
-        <w:t># Source</w:t>
-      </w:r>
-      <w:r>
-        <w:rPr>
+        <w:t xml:space="preserve"># Source: Chatgot </w:t>
+      </w:r>
+      <w:r>
+        <w:rPr>
+          <w:rFonts w:ascii="Arial" w:eastAsia="Arial" w:hAnsi="Arial"/>
+          <w:sz w:val="18"/>
+          <w:szCs w:val="14"/>
+          <w:highlight w:val="lightGray"/>
           <w:shd w:val="clear" w:color="auto" w:fill="B7B7B7"/>
         </w:rPr>
-        <w:t xml:space="preserve">: </w:t>
-      </w:r>
-      <w:r>
-        <w:rPr>
-          <w:b/>
+        <w:t>(GPT</w:t>
+      </w:r>
+      <w:r>
+        <w:rPr>
+          <w:rFonts w:ascii="Arial" w:eastAsia="Arial" w:hAnsi="Arial" w:cs="Cambria Math"/>
+          <w:sz w:val="18"/>
+          <w:szCs w:val="14"/>
+          <w:highlight w:val="lightGray"/>
           <w:shd w:val="clear" w:color="auto" w:fill="B7B7B7"/>
         </w:rPr>
-        <w:t xml:space="preserve">Chatgot </w:t>
-      </w:r>
-      <w:r>
-        <w:rPr>
-          <w:b/>
-          <w:sz w:val="14"/>
+        <w:t>‑</w:t>
+      </w:r>
+      <w:r>
+        <w:rPr>
+          <w:rFonts w:ascii="Arial" w:eastAsia="Arial" w:hAnsi="Arial"/>
+          <w:sz w:val="18"/>
           <w:szCs w:val="14"/>
+          <w:highlight w:val="lightGray"/>
           <w:shd w:val="clear" w:color="auto" w:fill="B7B7B7"/>
         </w:rPr>
-        <w:t>(GPT</w:t>
-      </w:r>
-      <w:r>
-        <w:rPr>
-          <w:rFonts w:ascii="Cambria Math" w:hAnsi="Cambria Math" w:cs="Cambria Math"/>
-          <w:b/>
-          <w:sz w:val="14"/>
-          <w:szCs w:val="14"/>
-          <w:shd w:val="clear" w:color="auto" w:fill="B7B7B7"/>
-        </w:rPr>
-        <w:t>‑</w:t>
-      </w:r>
-      <w:r>
-        <w:rPr>
-          <w:b/>
-          <w:sz w:val="14"/>
-          <w:szCs w:val="14"/>
-          <w:shd w:val="clear" w:color="auto" w:fill="B7B7B7"/>
-        </w:rPr>
         <w:t>5 Mini) at [9/14/2025]</w:t>
       </w:r>
     </w:p>
@@ -1629,7 +1520,6 @@
       <w:pPr>
         <w:rPr>
           <w:rFonts w:ascii="Roboto Mono" w:hAnsi="Roboto Mono"/>
-          <w:lang w:val="en-US"/>
         </w:rPr>
       </w:pPr>
       <w:r>
@@ -1637,15 +1527,12 @@
           <w:rFonts w:ascii="Roboto Mono" w:hAnsi="Roboto Mono"/>
           <w:b/>
           <w:bCs/>
-          <w:lang w:val="en-US"/>
-        </w:rPr>
-        <w:lastRenderedPageBreak/>
+        </w:rPr>
         <w:t>Definition of Done (DoD)</w:t>
       </w:r>
       <w:r>
         <w:rPr>
           <w:rFonts w:ascii="Roboto Mono" w:hAnsi="Roboto Mono"/>
-          <w:lang w:val="en-US"/>
         </w:rPr>
         <w:t xml:space="preserve"> in Agile is a </w:t>
       </w:r>
@@ -1654,14 +1541,12 @@
           <w:rFonts w:ascii="Roboto Mono" w:hAnsi="Roboto Mono"/>
           <w:b/>
           <w:bCs/>
-          <w:lang w:val="en-US"/>
         </w:rPr>
         <w:t>shared agreement within the team</w:t>
       </w:r>
       <w:r>
         <w:rPr>
           <w:rFonts w:ascii="Roboto Mono" w:hAnsi="Roboto Mono"/>
-          <w:lang w:val="en-US"/>
         </w:rPr>
         <w:t xml:space="preserve"> that clearly defines the conditions a product backlog item (e.g., a user story, feature, or task) must meet to be considered </w:t>
       </w:r>
@@ -1670,14 +1555,12 @@
           <w:rFonts w:ascii="Roboto Mono" w:hAnsi="Roboto Mono"/>
           <w:b/>
           <w:bCs/>
-          <w:lang w:val="en-US"/>
         </w:rPr>
         <w:t>complete and releasable</w:t>
       </w:r>
       <w:r>
         <w:rPr>
           <w:rFonts w:ascii="Roboto Mono" w:hAnsi="Roboto Mono"/>
-          <w:lang w:val="en-US"/>
         </w:rPr>
         <w:t>.</w:t>
       </w:r>
@@ -1686,15 +1569,13 @@
       <w:pPr>
         <w:rPr>
           <w:rFonts w:ascii="Roboto Mono" w:hAnsi="Roboto Mono"/>
-          <w:lang w:val="en-US"/>
-        </w:rPr>
-      </w:pPr>
-      <w:r>
-        <w:rPr>
-          <w:rFonts w:ascii="Roboto Mono" w:hAnsi="Roboto Mono"/>
-          <w:lang w:val="en-US"/>
-        </w:rPr>
-        <w:pict w14:anchorId="38126D20">
+        </w:rPr>
+      </w:pPr>
+      <w:r>
+        <w:rPr>
+          <w:rFonts w:ascii="Roboto Mono" w:hAnsi="Roboto Mono"/>
+        </w:rPr>
+        <w:pict w14:anchorId="761A3CBE">
           <v:rect id="_x0000_i1031" style="width:0;height:1.5pt" o:hralign="center" o:hrstd="t" o:hr="t" fillcolor="#a0a0a0" stroked="f"/>
         </w:pict>
       </w:r>
@@ -1705,7 +1586,6 @@
           <w:rFonts w:ascii="Roboto Mono" w:hAnsi="Roboto Mono"/>
           <w:b/>
           <w:bCs/>
-          <w:lang w:val="en-US"/>
         </w:rPr>
       </w:pPr>
       <w:r>
@@ -1713,7 +1593,6 @@
           <w:rFonts w:ascii="Segoe UI Emoji" w:hAnsi="Segoe UI Emoji" w:cs="Segoe UI Emoji"/>
           <w:b/>
           <w:bCs/>
-          <w:lang w:val="en-US"/>
         </w:rPr>
         <w:t>📌</w:t>
       </w:r>
@@ -1722,7 +1601,6 @@
           <w:rFonts w:ascii="Roboto Mono" w:hAnsi="Roboto Mono"/>
           <w:b/>
           <w:bCs/>
-          <w:lang w:val="en-US"/>
         </w:rPr>
         <w:t xml:space="preserve"> Key Points about DoD:</w:t>
       </w:r>
@@ -1733,15 +1611,14 @@
           <w:ilvl w:val="0"/>
           <w:numId w:val="13"/>
         </w:numPr>
-        <w:rPr>
-          <w:rFonts w:ascii="Roboto Mono" w:hAnsi="Roboto Mono"/>
-          <w:lang w:val="en-US"/>
-        </w:rPr>
-      </w:pPr>
-      <w:r>
-        <w:rPr>
-          <w:rFonts w:ascii="Roboto Mono" w:hAnsi="Roboto Mono"/>
-          <w:lang w:val="en-US"/>
+        <w:spacing w:after="0" w:line="276" w:lineRule="auto"/>
+        <w:rPr>
+          <w:rFonts w:ascii="Roboto Mono" w:hAnsi="Roboto Mono"/>
+        </w:rPr>
+      </w:pPr>
+      <w:r>
+        <w:rPr>
+          <w:rFonts w:ascii="Roboto Mono" w:hAnsi="Roboto Mono"/>
         </w:rPr>
         <w:t xml:space="preserve">It’s an </w:t>
       </w:r>
@@ -1750,14 +1627,12 @@
           <w:rFonts w:ascii="Roboto Mono" w:hAnsi="Roboto Mono"/>
           <w:b/>
           <w:bCs/>
-          <w:lang w:val="en-US"/>
         </w:rPr>
         <w:t>exit criterion</w:t>
       </w:r>
       <w:r>
         <w:rPr>
           <w:rFonts w:ascii="Roboto Mono" w:hAnsi="Roboto Mono"/>
-          <w:lang w:val="en-US"/>
         </w:rPr>
         <w:t xml:space="preserve"> for development and testing.</w:t>
       </w:r>
@@ -1768,15 +1643,14 @@
           <w:ilvl w:val="0"/>
           <w:numId w:val="13"/>
         </w:numPr>
-        <w:rPr>
-          <w:rFonts w:ascii="Roboto Mono" w:hAnsi="Roboto Mono"/>
-          <w:lang w:val="en-US"/>
-        </w:rPr>
-      </w:pPr>
-      <w:r>
-        <w:rPr>
-          <w:rFonts w:ascii="Roboto Mono" w:hAnsi="Roboto Mono"/>
-          <w:lang w:val="en-US"/>
+        <w:spacing w:after="0" w:line="276" w:lineRule="auto"/>
+        <w:rPr>
+          <w:rFonts w:ascii="Roboto Mono" w:hAnsi="Roboto Mono"/>
+        </w:rPr>
+      </w:pPr>
+      <w:r>
+        <w:rPr>
+          <w:rFonts w:ascii="Roboto Mono" w:hAnsi="Roboto Mono"/>
         </w:rPr>
         <w:t xml:space="preserve">Ensures </w:t>
       </w:r>
@@ -1785,14 +1659,12 @@
           <w:rFonts w:ascii="Roboto Mono" w:hAnsi="Roboto Mono"/>
           <w:b/>
           <w:bCs/>
-          <w:lang w:val="en-US"/>
         </w:rPr>
         <w:t>transparency</w:t>
       </w:r>
       <w:r>
         <w:rPr>
           <w:rFonts w:ascii="Roboto Mono" w:hAnsi="Roboto Mono"/>
-          <w:lang w:val="en-US"/>
         </w:rPr>
         <w:t>: everyone (team, Product Owner, stakeholders) has the same understanding of what “done” means.</w:t>
       </w:r>
@@ -1803,15 +1675,14 @@
           <w:ilvl w:val="0"/>
           <w:numId w:val="13"/>
         </w:numPr>
-        <w:rPr>
-          <w:rFonts w:ascii="Roboto Mono" w:hAnsi="Roboto Mono"/>
-          <w:lang w:val="en-US"/>
-        </w:rPr>
-      </w:pPr>
-      <w:r>
-        <w:rPr>
-          <w:rFonts w:ascii="Roboto Mono" w:hAnsi="Roboto Mono"/>
-          <w:lang w:val="en-US"/>
+        <w:spacing w:after="0" w:line="276" w:lineRule="auto"/>
+        <w:rPr>
+          <w:rFonts w:ascii="Roboto Mono" w:hAnsi="Roboto Mono"/>
+        </w:rPr>
+      </w:pPr>
+      <w:r>
+        <w:rPr>
+          <w:rFonts w:ascii="Roboto Mono" w:hAnsi="Roboto Mono"/>
         </w:rPr>
         <w:t xml:space="preserve">Provides </w:t>
       </w:r>
@@ -1820,14 +1691,12 @@
           <w:rFonts w:ascii="Roboto Mono" w:hAnsi="Roboto Mono"/>
           <w:b/>
           <w:bCs/>
-          <w:lang w:val="en-US"/>
         </w:rPr>
         <w:t>objective quality checks</w:t>
       </w:r>
       <w:r>
         <w:rPr>
           <w:rFonts w:ascii="Roboto Mono" w:hAnsi="Roboto Mono"/>
-          <w:lang w:val="en-US"/>
         </w:rPr>
         <w:t xml:space="preserve"> before delivering an increment.</w:t>
       </w:r>
@@ -1838,15 +1707,14 @@
           <w:ilvl w:val="0"/>
           <w:numId w:val="13"/>
         </w:numPr>
-        <w:rPr>
-          <w:rFonts w:ascii="Roboto Mono" w:hAnsi="Roboto Mono"/>
-          <w:lang w:val="en-US"/>
-        </w:rPr>
-      </w:pPr>
-      <w:r>
-        <w:rPr>
-          <w:rFonts w:ascii="Roboto Mono" w:hAnsi="Roboto Mono"/>
-          <w:lang w:val="en-US"/>
+        <w:spacing w:after="0" w:line="276" w:lineRule="auto"/>
+        <w:rPr>
+          <w:rFonts w:ascii="Roboto Mono" w:hAnsi="Roboto Mono"/>
+        </w:rPr>
+      </w:pPr>
+      <w:r>
+        <w:rPr>
+          <w:rFonts w:ascii="Roboto Mono" w:hAnsi="Roboto Mono"/>
         </w:rPr>
         <w:t>Helps avoid misunderstandings like “it works on my machine” or “code is done but not tested.”</w:t>
       </w:r>
@@ -1855,15 +1723,13 @@
       <w:pPr>
         <w:rPr>
           <w:rFonts w:ascii="Roboto Mono" w:hAnsi="Roboto Mono"/>
-          <w:lang w:val="en-US"/>
-        </w:rPr>
-      </w:pPr>
-      <w:r>
-        <w:rPr>
-          <w:rFonts w:ascii="Roboto Mono" w:hAnsi="Roboto Mono"/>
-          <w:lang w:val="en-US"/>
-        </w:rPr>
-        <w:pict w14:anchorId="35F12A4F">
+        </w:rPr>
+      </w:pPr>
+      <w:r>
+        <w:rPr>
+          <w:rFonts w:ascii="Roboto Mono" w:hAnsi="Roboto Mono"/>
+        </w:rPr>
+        <w:pict w14:anchorId="67993437">
           <v:rect id="_x0000_i1032" style="width:0;height:1.5pt" o:hralign="center" o:hrstd="t" o:hr="t" fillcolor="#a0a0a0" stroked="f"/>
         </w:pict>
       </w:r>
@@ -1874,7 +1740,6 @@
           <w:rFonts w:ascii="Roboto Mono" w:hAnsi="Roboto Mono"/>
           <w:b/>
           <w:bCs/>
-          <w:lang w:val="en-US"/>
         </w:rPr>
       </w:pPr>
       <w:r>
@@ -1882,7 +1747,6 @@
           <w:rFonts w:ascii="Segoe UI Emoji" w:hAnsi="Segoe UI Emoji" w:cs="Segoe UI Emoji"/>
           <w:b/>
           <w:bCs/>
-          <w:lang w:val="en-US"/>
         </w:rPr>
         <w:t>✅</w:t>
       </w:r>
@@ -1891,7 +1755,6 @@
           <w:rFonts w:ascii="Roboto Mono" w:hAnsi="Roboto Mono"/>
           <w:b/>
           <w:bCs/>
-          <w:lang w:val="en-US"/>
         </w:rPr>
         <w:t xml:space="preserve"> Examples of DoD:</w:t>
       </w:r>
@@ -1900,13 +1763,11 @@
       <w:pPr>
         <w:rPr>
           <w:rFonts w:ascii="Roboto Mono" w:hAnsi="Roboto Mono"/>
-          <w:lang w:val="en-US"/>
-        </w:rPr>
-      </w:pPr>
-      <w:r>
-        <w:rPr>
-          <w:rFonts w:ascii="Roboto Mono" w:hAnsi="Roboto Mono"/>
-          <w:lang w:val="en-US"/>
+        </w:rPr>
+      </w:pPr>
+      <w:r>
+        <w:rPr>
+          <w:rFonts w:ascii="Roboto Mono" w:hAnsi="Roboto Mono"/>
         </w:rPr>
         <w:t xml:space="preserve">A user story is </w:t>
       </w:r>
@@ -1915,14 +1776,12 @@
           <w:rFonts w:ascii="Roboto Mono" w:hAnsi="Roboto Mono"/>
           <w:b/>
           <w:bCs/>
-          <w:lang w:val="en-US"/>
         </w:rPr>
         <w:t>Done</w:t>
       </w:r>
       <w:r>
         <w:rPr>
           <w:rFonts w:ascii="Roboto Mono" w:hAnsi="Roboto Mono"/>
-          <w:lang w:val="en-US"/>
         </w:rPr>
         <w:t xml:space="preserve"> when:</w:t>
       </w:r>
@@ -1933,15 +1792,14 @@
           <w:ilvl w:val="0"/>
           <w:numId w:val="14"/>
         </w:numPr>
-        <w:rPr>
-          <w:rFonts w:ascii="Roboto Mono" w:hAnsi="Roboto Mono"/>
-          <w:lang w:val="en-US"/>
-        </w:rPr>
-      </w:pPr>
-      <w:r>
-        <w:rPr>
-          <w:rFonts w:ascii="Roboto Mono" w:hAnsi="Roboto Mono"/>
-          <w:lang w:val="en-US"/>
+        <w:spacing w:after="0" w:line="276" w:lineRule="auto"/>
+        <w:rPr>
+          <w:rFonts w:ascii="Roboto Mono" w:hAnsi="Roboto Mono"/>
+        </w:rPr>
+      </w:pPr>
+      <w:r>
+        <w:rPr>
+          <w:rFonts w:ascii="Roboto Mono" w:hAnsi="Roboto Mono"/>
         </w:rPr>
         <w:t xml:space="preserve">All </w:t>
       </w:r>
@@ -1950,14 +1808,12 @@
           <w:rFonts w:ascii="Roboto Mono" w:hAnsi="Roboto Mono"/>
           <w:b/>
           <w:bCs/>
-          <w:lang w:val="en-US"/>
         </w:rPr>
         <w:t>acceptance criteria</w:t>
       </w:r>
       <w:r>
         <w:rPr>
           <w:rFonts w:ascii="Roboto Mono" w:hAnsi="Roboto Mono"/>
-          <w:lang w:val="en-US"/>
         </w:rPr>
         <w:t xml:space="preserve"> are met.</w:t>
       </w:r>
@@ -1968,15 +1824,14 @@
           <w:ilvl w:val="0"/>
           <w:numId w:val="14"/>
         </w:numPr>
-        <w:rPr>
-          <w:rFonts w:ascii="Roboto Mono" w:hAnsi="Roboto Mono"/>
-          <w:lang w:val="en-US"/>
-        </w:rPr>
-      </w:pPr>
-      <w:r>
-        <w:rPr>
-          <w:rFonts w:ascii="Roboto Mono" w:hAnsi="Roboto Mono"/>
-          <w:lang w:val="en-US"/>
+        <w:spacing w:after="0" w:line="276" w:lineRule="auto"/>
+        <w:rPr>
+          <w:rFonts w:ascii="Roboto Mono" w:hAnsi="Roboto Mono"/>
+        </w:rPr>
+      </w:pPr>
+      <w:r>
+        <w:rPr>
+          <w:rFonts w:ascii="Roboto Mono" w:hAnsi="Roboto Mono"/>
         </w:rPr>
         <w:t>Code is written, reviewed, and merged.</w:t>
       </w:r>
@@ -1987,15 +1842,14 @@
           <w:ilvl w:val="0"/>
           <w:numId w:val="14"/>
         </w:numPr>
-        <w:rPr>
-          <w:rFonts w:ascii="Roboto Mono" w:hAnsi="Roboto Mono"/>
-          <w:lang w:val="en-US"/>
-        </w:rPr>
-      </w:pPr>
-      <w:r>
-        <w:rPr>
-          <w:rFonts w:ascii="Roboto Mono" w:hAnsi="Roboto Mono"/>
-          <w:lang w:val="en-US"/>
+        <w:spacing w:after="0" w:line="276" w:lineRule="auto"/>
+        <w:rPr>
+          <w:rFonts w:ascii="Roboto Mono" w:hAnsi="Roboto Mono"/>
+        </w:rPr>
+      </w:pPr>
+      <w:r>
+        <w:rPr>
+          <w:rFonts w:ascii="Roboto Mono" w:hAnsi="Roboto Mono"/>
         </w:rPr>
         <w:t>Unit and integration tests are implemented and passed.</w:t>
       </w:r>
@@ -2006,15 +1860,14 @@
           <w:ilvl w:val="0"/>
           <w:numId w:val="14"/>
         </w:numPr>
-        <w:rPr>
-          <w:rFonts w:ascii="Roboto Mono" w:hAnsi="Roboto Mono"/>
-          <w:lang w:val="en-US"/>
-        </w:rPr>
-      </w:pPr>
-      <w:r>
-        <w:rPr>
-          <w:rFonts w:ascii="Roboto Mono" w:hAnsi="Roboto Mono"/>
-          <w:lang w:val="en-US"/>
+        <w:spacing w:after="0" w:line="276" w:lineRule="auto"/>
+        <w:rPr>
+          <w:rFonts w:ascii="Roboto Mono" w:hAnsi="Roboto Mono"/>
+        </w:rPr>
+      </w:pPr>
+      <w:r>
+        <w:rPr>
+          <w:rFonts w:ascii="Roboto Mono" w:hAnsi="Roboto Mono"/>
         </w:rPr>
         <w:t>Regression tests are executed with no critical defects.</w:t>
       </w:r>
@@ -2025,15 +1878,14 @@
           <w:ilvl w:val="0"/>
           <w:numId w:val="14"/>
         </w:numPr>
-        <w:rPr>
-          <w:rFonts w:ascii="Roboto Mono" w:hAnsi="Roboto Mono"/>
-          <w:lang w:val="en-US"/>
-        </w:rPr>
-      </w:pPr>
-      <w:r>
-        <w:rPr>
-          <w:rFonts w:ascii="Roboto Mono" w:hAnsi="Roboto Mono"/>
-          <w:lang w:val="en-US"/>
+        <w:spacing w:after="0" w:line="276" w:lineRule="auto"/>
+        <w:rPr>
+          <w:rFonts w:ascii="Roboto Mono" w:hAnsi="Roboto Mono"/>
+        </w:rPr>
+      </w:pPr>
+      <w:r>
+        <w:rPr>
+          <w:rFonts w:ascii="Roboto Mono" w:hAnsi="Roboto Mono"/>
         </w:rPr>
         <w:t>Documentation (if required) is updated.</w:t>
       </w:r>
@@ -2044,15 +1896,14 @@
           <w:ilvl w:val="0"/>
           <w:numId w:val="14"/>
         </w:numPr>
-        <w:rPr>
-          <w:rFonts w:ascii="Roboto Mono" w:hAnsi="Roboto Mono"/>
-          <w:lang w:val="en-US"/>
-        </w:rPr>
-      </w:pPr>
-      <w:r>
-        <w:rPr>
-          <w:rFonts w:ascii="Roboto Mono" w:hAnsi="Roboto Mono"/>
-          <w:lang w:val="en-US"/>
+        <w:spacing w:after="0" w:line="276" w:lineRule="auto"/>
+        <w:rPr>
+          <w:rFonts w:ascii="Roboto Mono" w:hAnsi="Roboto Mono"/>
+        </w:rPr>
+      </w:pPr>
+      <w:r>
+        <w:rPr>
+          <w:rFonts w:ascii="Roboto Mono" w:hAnsi="Roboto Mono"/>
         </w:rPr>
         <w:t>The increment is potentially shippable/releasable.</w:t>
       </w:r>
@@ -2061,15 +1912,13 @@
       <w:pPr>
         <w:rPr>
           <w:rFonts w:ascii="Roboto Mono" w:hAnsi="Roboto Mono"/>
-          <w:lang w:val="en-US"/>
-        </w:rPr>
-      </w:pPr>
-      <w:r>
-        <w:rPr>
-          <w:rFonts w:ascii="Roboto Mono" w:hAnsi="Roboto Mono"/>
-          <w:lang w:val="en-US"/>
-        </w:rPr>
-        <w:pict w14:anchorId="7FF0EFB0">
+        </w:rPr>
+      </w:pPr>
+      <w:r>
+        <w:rPr>
+          <w:rFonts w:ascii="Roboto Mono" w:hAnsi="Roboto Mono"/>
+        </w:rPr>
+        <w:pict w14:anchorId="7B751119">
           <v:rect id="_x0000_i1033" style="width:0;height:1.5pt" o:hralign="center" o:hrstd="t" o:hr="t" fillcolor="#a0a0a0" stroked="f"/>
         </w:pict>
       </w:r>
@@ -2078,20 +1927,17 @@
       <w:pPr>
         <w:rPr>
           <w:rFonts w:ascii="Roboto Mono" w:hAnsi="Roboto Mono"/>
-          <w:lang w:val="en-US"/>
         </w:rPr>
       </w:pPr>
       <w:r>
         <w:rPr>
           <w:rFonts w:ascii="Segoe UI Emoji" w:hAnsi="Segoe UI Emoji" w:cs="Segoe UI Emoji"/>
-          <w:lang w:val="en-US"/>
         </w:rPr>
         <w:t>🔑</w:t>
       </w:r>
       <w:r>
         <w:rPr>
           <w:rFonts w:ascii="Roboto Mono" w:hAnsi="Roboto Mono"/>
-          <w:lang w:val="en-US"/>
         </w:rPr>
         <w:t xml:space="preserve"> </w:t>
       </w:r>
@@ -2100,14 +1946,12 @@
           <w:rFonts w:ascii="Roboto Mono" w:hAnsi="Roboto Mono"/>
           <w:b/>
           <w:bCs/>
-          <w:lang w:val="en-US"/>
         </w:rPr>
         <w:t>In short:</w:t>
       </w:r>
       <w:r>
         <w:rPr>
           <w:rFonts w:ascii="Roboto Mono" w:hAnsi="Roboto Mono"/>
-          <w:lang w:val="en-US"/>
         </w:rPr>
         <w:br/>
         <w:t xml:space="preserve">The </w:t>
@@ -2117,14 +1961,12 @@
           <w:rFonts w:ascii="Roboto Mono" w:hAnsi="Roboto Mono"/>
           <w:b/>
           <w:bCs/>
-          <w:lang w:val="en-US"/>
         </w:rPr>
         <w:t>Definition of Done</w:t>
       </w:r>
       <w:r>
         <w:rPr>
           <w:rFonts w:ascii="Roboto Mono" w:hAnsi="Roboto Mono"/>
-          <w:lang w:val="en-US"/>
         </w:rPr>
         <w:t xml:space="preserve"> is a checklist that ensures the team delivers </w:t>
       </w:r>
@@ -2133,14 +1975,12 @@
           <w:rFonts w:ascii="Roboto Mono" w:hAnsi="Roboto Mono"/>
           <w:b/>
           <w:bCs/>
-          <w:lang w:val="en-US"/>
         </w:rPr>
         <w:t>high-quality, completed work</w:t>
       </w:r>
       <w:r>
         <w:rPr>
           <w:rFonts w:ascii="Roboto Mono" w:hAnsi="Roboto Mono"/>
-          <w:lang w:val="en-US"/>
         </w:rPr>
         <w:t xml:space="preserve"> that could be released to users at the end of the iteration/sprint.</w:t>
       </w:r>
@@ -2179,48 +2019,39 @@
       </w:pPr>
       <w:r>
         <w:rPr>
-          <w:b/>
+          <w:rFonts w:ascii="Arial" w:eastAsia="Arial" w:hAnsi="Arial"/>
+          <w:sz w:val="18"/>
+          <w:highlight w:val="lightGray"/>
           <w:shd w:val="clear" w:color="auto" w:fill="B7B7B7"/>
         </w:rPr>
-        <w:t># Source</w:t>
-      </w:r>
-      <w:r>
-        <w:rPr>
+        <w:t xml:space="preserve"># Source: Chatgot </w:t>
+      </w:r>
+      <w:r>
+        <w:rPr>
+          <w:rFonts w:ascii="Arial" w:eastAsia="Arial" w:hAnsi="Arial"/>
+          <w:sz w:val="18"/>
+          <w:szCs w:val="14"/>
+          <w:highlight w:val="lightGray"/>
           <w:shd w:val="clear" w:color="auto" w:fill="B7B7B7"/>
         </w:rPr>
-        <w:t xml:space="preserve">: </w:t>
-      </w:r>
-      <w:r>
-        <w:rPr>
-          <w:b/>
+        <w:t>(GPT</w:t>
+      </w:r>
+      <w:r>
+        <w:rPr>
+          <w:rFonts w:ascii="Arial" w:eastAsia="Arial" w:hAnsi="Arial" w:cs="Cambria Math"/>
+          <w:sz w:val="18"/>
+          <w:szCs w:val="14"/>
+          <w:highlight w:val="lightGray"/>
           <w:shd w:val="clear" w:color="auto" w:fill="B7B7B7"/>
         </w:rPr>
-        <w:t xml:space="preserve">Chatgot </w:t>
-      </w:r>
-      <w:r>
-        <w:rPr>
-          <w:b/>
-          <w:sz w:val="14"/>
+        <w:t>‑</w:t>
+      </w:r>
+      <w:r>
+        <w:rPr>
+          <w:rFonts w:ascii="Arial" w:eastAsia="Arial" w:hAnsi="Arial"/>
+          <w:sz w:val="18"/>
           <w:szCs w:val="14"/>
-          <w:shd w:val="clear" w:color="auto" w:fill="B7B7B7"/>
-        </w:rPr>
-        <w:t>(GPT</w:t>
-      </w:r>
-      <w:r>
-        <w:rPr>
-          <w:rFonts w:ascii="Cambria Math" w:hAnsi="Cambria Math" w:cs="Cambria Math"/>
-          <w:b/>
-          <w:sz w:val="14"/>
-          <w:szCs w:val="14"/>
-          <w:shd w:val="clear" w:color="auto" w:fill="B7B7B7"/>
-        </w:rPr>
-        <w:t>‑</w:t>
-      </w:r>
-      <w:r>
-        <w:rPr>
-          <w:b/>
-          <w:sz w:val="14"/>
-          <w:szCs w:val="14"/>
+          <w:highlight w:val="lightGray"/>
           <w:shd w:val="clear" w:color="auto" w:fill="B7B7B7"/>
         </w:rPr>
         <w:t>5 Mini) at [8/17/2025]</w:t>
@@ -2279,13 +2110,12 @@
           <w:ilvl w:val="0"/>
           <w:numId w:val="6"/>
         </w:numPr>
-        <w:spacing w:before="240"/>
-      </w:pPr>
-      <w:r>
-        <w:rPr>
-          <w:rFonts w:ascii="Roboto Mono" w:eastAsia="Roboto Mono" w:hAnsi="Roboto Mono" w:cs="Roboto Mono"/>
-        </w:rPr>
-        <w:lastRenderedPageBreak/>
+        <w:spacing w:before="240" w:after="0" w:line="276" w:lineRule="auto"/>
+      </w:pPr>
+      <w:r>
+        <w:rPr>
+          <w:rFonts w:ascii="Roboto Mono" w:eastAsia="Roboto Mono" w:hAnsi="Roboto Mono" w:cs="Roboto Mono"/>
+        </w:rPr>
         <w:t xml:space="preserve">Used in </w:t>
       </w:r>
       <w:r>
@@ -2314,7 +2144,7 @@
           <w:ilvl w:val="0"/>
           <w:numId w:val="6"/>
         </w:numPr>
-        <w:spacing w:after="240"/>
+        <w:spacing w:after="240" w:line="276" w:lineRule="auto"/>
       </w:pPr>
       <w:r>
         <w:rPr>
@@ -2360,48 +2190,39 @@
       </w:pPr>
       <w:r>
         <w:rPr>
-          <w:b/>
+          <w:rFonts w:ascii="Arial" w:eastAsia="Arial" w:hAnsi="Arial"/>
+          <w:sz w:val="18"/>
+          <w:highlight w:val="lightGray"/>
           <w:shd w:val="clear" w:color="auto" w:fill="B7B7B7"/>
         </w:rPr>
-        <w:t># Source</w:t>
-      </w:r>
-      <w:r>
-        <w:rPr>
+        <w:t xml:space="preserve"># Source: Chatgot </w:t>
+      </w:r>
+      <w:r>
+        <w:rPr>
+          <w:rFonts w:ascii="Arial" w:eastAsia="Arial" w:hAnsi="Arial"/>
+          <w:sz w:val="18"/>
+          <w:szCs w:val="14"/>
+          <w:highlight w:val="lightGray"/>
           <w:shd w:val="clear" w:color="auto" w:fill="B7B7B7"/>
         </w:rPr>
-        <w:t xml:space="preserve">: </w:t>
-      </w:r>
-      <w:r>
-        <w:rPr>
-          <w:b/>
+        <w:t>(GPT</w:t>
+      </w:r>
+      <w:r>
+        <w:rPr>
+          <w:rFonts w:ascii="Arial" w:eastAsia="Arial" w:hAnsi="Arial" w:cs="Cambria Math"/>
+          <w:sz w:val="18"/>
+          <w:szCs w:val="14"/>
+          <w:highlight w:val="lightGray"/>
           <w:shd w:val="clear" w:color="auto" w:fill="B7B7B7"/>
         </w:rPr>
-        <w:t xml:space="preserve">Chatgot </w:t>
-      </w:r>
-      <w:r>
-        <w:rPr>
-          <w:b/>
-          <w:sz w:val="14"/>
+        <w:t>‑</w:t>
+      </w:r>
+      <w:r>
+        <w:rPr>
+          <w:rFonts w:ascii="Arial" w:eastAsia="Arial" w:hAnsi="Arial"/>
+          <w:sz w:val="18"/>
           <w:szCs w:val="14"/>
-          <w:shd w:val="clear" w:color="auto" w:fill="B7B7B7"/>
-        </w:rPr>
-        <w:t>(GPT</w:t>
-      </w:r>
-      <w:r>
-        <w:rPr>
-          <w:rFonts w:ascii="Cambria Math" w:hAnsi="Cambria Math" w:cs="Cambria Math"/>
-          <w:b/>
-          <w:sz w:val="14"/>
-          <w:szCs w:val="14"/>
-          <w:shd w:val="clear" w:color="auto" w:fill="B7B7B7"/>
-        </w:rPr>
-        <w:t>‑</w:t>
-      </w:r>
-      <w:r>
-        <w:rPr>
-          <w:b/>
-          <w:sz w:val="14"/>
-          <w:szCs w:val="14"/>
+          <w:highlight w:val="lightGray"/>
           <w:shd w:val="clear" w:color="auto" w:fill="B7B7B7"/>
         </w:rPr>
         <w:t>5 Mini) at [8/17/2025]</w:t>
@@ -2413,7 +2234,7 @@
           <w:ilvl w:val="0"/>
           <w:numId w:val="5"/>
         </w:numPr>
-        <w:spacing w:before="240"/>
+        <w:spacing w:before="240" w:after="0" w:line="276" w:lineRule="auto"/>
         <w:rPr>
           <w:rFonts w:ascii="Roboto Mono" w:eastAsia="Roboto Mono" w:hAnsi="Roboto Mono" w:cs="Roboto Mono"/>
         </w:rPr>
@@ -2444,6 +2265,7 @@
           <w:ilvl w:val="0"/>
           <w:numId w:val="5"/>
         </w:numPr>
+        <w:spacing w:after="0" w:line="276" w:lineRule="auto"/>
         <w:rPr>
           <w:rFonts w:ascii="Roboto Mono" w:eastAsia="Roboto Mono" w:hAnsi="Roboto Mono" w:cs="Roboto Mono"/>
         </w:rPr>
@@ -2469,6 +2291,7 @@
           <w:ilvl w:val="1"/>
           <w:numId w:val="5"/>
         </w:numPr>
+        <w:spacing w:after="0" w:line="276" w:lineRule="auto"/>
         <w:rPr>
           <w:rFonts w:ascii="Roboto Mono" w:eastAsia="Roboto Mono" w:hAnsi="Roboto Mono" w:cs="Roboto Mono"/>
         </w:rPr>
@@ -2492,6 +2315,7 @@
           <w:ilvl w:val="1"/>
           <w:numId w:val="5"/>
         </w:numPr>
+        <w:spacing w:after="0" w:line="276" w:lineRule="auto"/>
         <w:rPr>
           <w:rFonts w:ascii="Roboto Mono" w:eastAsia="Roboto Mono" w:hAnsi="Roboto Mono" w:cs="Roboto Mono"/>
         </w:rPr>
@@ -2515,6 +2339,7 @@
           <w:ilvl w:val="1"/>
           <w:numId w:val="5"/>
         </w:numPr>
+        <w:spacing w:after="0" w:line="276" w:lineRule="auto"/>
         <w:rPr>
           <w:rFonts w:ascii="Roboto Mono" w:eastAsia="Roboto Mono" w:hAnsi="Roboto Mono" w:cs="Roboto Mono"/>
         </w:rPr>
@@ -2538,7 +2363,7 @@
           <w:ilvl w:val="1"/>
           <w:numId w:val="5"/>
         </w:numPr>
-        <w:spacing w:after="240"/>
+        <w:spacing w:after="240" w:line="276" w:lineRule="auto"/>
         <w:rPr>
           <w:rFonts w:ascii="Roboto Mono" w:eastAsia="Roboto Mono" w:hAnsi="Roboto Mono" w:cs="Roboto Mono"/>
         </w:rPr>
@@ -2602,7 +2427,7 @@
           <w:ilvl w:val="0"/>
           <w:numId w:val="2"/>
         </w:numPr>
-        <w:spacing w:before="240"/>
+        <w:spacing w:before="240" w:after="0" w:line="276" w:lineRule="auto"/>
         <w:rPr>
           <w:rFonts w:ascii="Roboto Mono" w:eastAsia="Roboto Mono" w:hAnsi="Roboto Mono" w:cs="Roboto Mono"/>
         </w:rPr>
@@ -2626,6 +2451,7 @@
           <w:ilvl w:val="0"/>
           <w:numId w:val="2"/>
         </w:numPr>
+        <w:spacing w:after="0" w:line="276" w:lineRule="auto"/>
         <w:rPr>
           <w:rFonts w:ascii="Roboto Mono" w:eastAsia="Roboto Mono" w:hAnsi="Roboto Mono" w:cs="Roboto Mono"/>
         </w:rPr>
@@ -2649,7 +2475,7 @@
           <w:ilvl w:val="0"/>
           <w:numId w:val="2"/>
         </w:numPr>
-        <w:spacing w:after="240"/>
+        <w:spacing w:after="240" w:line="276" w:lineRule="auto"/>
         <w:rPr>
           <w:rFonts w:ascii="Roboto Mono" w:eastAsia="Roboto Mono" w:hAnsi="Roboto Mono" w:cs="Roboto Mono"/>
         </w:rPr>
@@ -2669,7 +2495,7 @@
     </w:p>
     <w:p>
       <w:r>
-        <w:pict w14:anchorId="59282EB8">
+        <w:pict w14:anchorId="551DD43B">
           <v:rect id="_x0000_i1034" style="width:0;height:1.5pt" o:hralign="center" o:hrstd="t" o:hr="t" fillcolor="#a0a0a0" stroked="f"/>
         </w:pict>
       </w:r>
@@ -2677,37 +2503,24 @@
     <w:p>
       <w:pPr>
         <w:pStyle w:val="Heading3"/>
-        <w:rPr>
-          <w:lang w:val="en-US"/>
-        </w:rPr>
       </w:pPr>
       <w:bookmarkStart w:id="10" w:name="_itt5dcughzu8" w:colFirst="0" w:colLast="0"/>
       <w:bookmarkEnd w:id="10"/>
       <w:r>
         <w:rPr>
           <w:rFonts w:ascii="Segoe UI Emoji" w:hAnsi="Segoe UI Emoji" w:cs="Segoe UI Emoji"/>
-          <w:lang w:val="en-US"/>
         </w:rPr>
         <w:t>📌</w:t>
       </w:r>
       <w:r>
-        <w:rPr>
-          <w:lang w:val="en-US"/>
-        </w:rPr>
         <w:t xml:space="preserve"> Ways to Write Acceptance Criteria for User Stories</w:t>
       </w:r>
     </w:p>
     <w:p>
       <w:pPr>
         <w:pStyle w:val="Heading4"/>
-        <w:rPr>
-          <w:lang w:val="en-US"/>
-        </w:rPr>
-      </w:pPr>
-      <w:r>
-        <w:rPr>
-          <w:lang w:val="en-US"/>
-        </w:rPr>
+      </w:pPr>
+      <w:r>
         <w:t>1. Checklist Style</w:t>
       </w:r>
     </w:p>
@@ -2717,50 +2530,41 @@
       </w:pPr>
       <w:r>
         <w:rPr>
-          <w:b/>
+          <w:rFonts w:ascii="Arial" w:eastAsia="Arial" w:hAnsi="Arial"/>
+          <w:sz w:val="18"/>
+          <w:highlight w:val="lightGray"/>
           <w:shd w:val="clear" w:color="auto" w:fill="B7B7B7"/>
         </w:rPr>
-        <w:t># Source</w:t>
-      </w:r>
-      <w:r>
-        <w:rPr>
+        <w:t xml:space="preserve"># Source: Chatgot </w:t>
+      </w:r>
+      <w:r>
+        <w:rPr>
+          <w:rFonts w:ascii="Arial" w:eastAsia="Arial" w:hAnsi="Arial"/>
+          <w:sz w:val="18"/>
+          <w:szCs w:val="14"/>
+          <w:highlight w:val="lightGray"/>
           <w:shd w:val="clear" w:color="auto" w:fill="B7B7B7"/>
         </w:rPr>
-        <w:t xml:space="preserve">: </w:t>
-      </w:r>
-      <w:r>
-        <w:rPr>
-          <w:b/>
+        <w:t>(GPT</w:t>
+      </w:r>
+      <w:r>
+        <w:rPr>
+          <w:rFonts w:ascii="Arial" w:eastAsia="Arial" w:hAnsi="Arial" w:cs="Cambria Math"/>
+          <w:sz w:val="18"/>
+          <w:szCs w:val="14"/>
+          <w:highlight w:val="lightGray"/>
           <w:shd w:val="clear" w:color="auto" w:fill="B7B7B7"/>
         </w:rPr>
-        <w:t xml:space="preserve">Chatgot </w:t>
-      </w:r>
-      <w:r>
-        <w:rPr>
-          <w:b/>
-          <w:sz w:val="14"/>
+        <w:t>‑</w:t>
+      </w:r>
+      <w:r>
+        <w:rPr>
+          <w:rFonts w:ascii="Arial" w:eastAsia="Arial" w:hAnsi="Arial"/>
+          <w:sz w:val="18"/>
           <w:szCs w:val="14"/>
+          <w:highlight w:val="lightGray"/>
           <w:shd w:val="clear" w:color="auto" w:fill="B7B7B7"/>
         </w:rPr>
-        <w:t>(GPT</w:t>
-      </w:r>
-      <w:r>
-        <w:rPr>
-          <w:rFonts w:ascii="Cambria Math" w:hAnsi="Cambria Math" w:cs="Cambria Math"/>
-          <w:b/>
-          <w:sz w:val="14"/>
-          <w:szCs w:val="14"/>
-          <w:shd w:val="clear" w:color="auto" w:fill="B7B7B7"/>
-        </w:rPr>
-        <w:t>‑</w:t>
-      </w:r>
-      <w:r>
-        <w:rPr>
-          <w:b/>
-          <w:sz w:val="14"/>
-          <w:szCs w:val="14"/>
-          <w:shd w:val="clear" w:color="auto" w:fill="B7B7B7"/>
-        </w:rPr>
         <w:t>5 Mini) at [9/13/2025]</w:t>
       </w:r>
     </w:p>
@@ -2768,21 +2572,17 @@
       <w:pPr>
         <w:rPr>
           <w:rFonts w:ascii="Roboto Mono" w:hAnsi="Roboto Mono"/>
-          <w:lang w:val="en-US"/>
         </w:rPr>
       </w:pPr>
       <w:r>
         <w:rPr>
           <w:rFonts w:ascii="Segoe UI Emoji" w:hAnsi="Segoe UI Emoji" w:cs="Segoe UI Emoji"/>
-          <w:lang w:val="en-US"/>
-        </w:rPr>
-        <w:lastRenderedPageBreak/>
+        </w:rPr>
         <w:t>👉</w:t>
       </w:r>
       <w:r>
         <w:rPr>
           <w:rFonts w:ascii="Roboto Mono" w:hAnsi="Roboto Mono"/>
-          <w:lang w:val="en-US"/>
         </w:rPr>
         <w:t xml:space="preserve"> Simple </w:t>
       </w:r>
@@ -2791,14 +2591,12 @@
           <w:rFonts w:ascii="Roboto Mono" w:hAnsi="Roboto Mono"/>
           <w:b/>
           <w:bCs/>
-          <w:lang w:val="en-US"/>
         </w:rPr>
         <w:t>list of rules or conditions</w:t>
       </w:r>
       <w:r>
         <w:rPr>
           <w:rFonts w:ascii="Roboto Mono" w:hAnsi="Roboto Mono"/>
-          <w:lang w:val="en-US"/>
         </w:rPr>
         <w:t xml:space="preserve"> that must be true for the story to be considered complete.</w:t>
       </w:r>
@@ -2807,7 +2605,6 @@
       <w:pPr>
         <w:rPr>
           <w:rFonts w:ascii="Roboto Mono" w:hAnsi="Roboto Mono"/>
-          <w:lang w:val="en-US"/>
         </w:rPr>
       </w:pPr>
       <w:r>
@@ -2815,7 +2612,6 @@
           <w:rFonts w:ascii="Roboto Mono" w:hAnsi="Roboto Mono"/>
           <w:b/>
           <w:bCs/>
-          <w:lang w:val="en-US"/>
         </w:rPr>
         <w:t>Example (Password Reset):</w:t>
       </w:r>
@@ -2826,15 +2622,14 @@
           <w:ilvl w:val="0"/>
           <w:numId w:val="9"/>
         </w:numPr>
-        <w:rPr>
-          <w:rFonts w:ascii="Roboto Mono" w:hAnsi="Roboto Mono"/>
-          <w:lang w:val="en-US"/>
-        </w:rPr>
-      </w:pPr>
-      <w:r>
-        <w:rPr>
-          <w:rFonts w:ascii="Roboto Mono" w:hAnsi="Roboto Mono"/>
-          <w:lang w:val="en-US"/>
+        <w:spacing w:after="0" w:line="276" w:lineRule="auto"/>
+        <w:rPr>
+          <w:rFonts w:ascii="Roboto Mono" w:hAnsi="Roboto Mono"/>
+        </w:rPr>
+      </w:pPr>
+      <w:r>
+        <w:rPr>
+          <w:rFonts w:ascii="Roboto Mono" w:hAnsi="Roboto Mono"/>
         </w:rPr>
         <w:t>System must send reset link to user’s email.</w:t>
       </w:r>
@@ -2845,15 +2640,14 @@
           <w:ilvl w:val="0"/>
           <w:numId w:val="9"/>
         </w:numPr>
-        <w:rPr>
-          <w:rFonts w:ascii="Roboto Mono" w:hAnsi="Roboto Mono"/>
-          <w:lang w:val="en-US"/>
-        </w:rPr>
-      </w:pPr>
-      <w:r>
-        <w:rPr>
-          <w:rFonts w:ascii="Roboto Mono" w:hAnsi="Roboto Mono"/>
-          <w:lang w:val="en-US"/>
+        <w:spacing w:after="0" w:line="276" w:lineRule="auto"/>
+        <w:rPr>
+          <w:rFonts w:ascii="Roboto Mono" w:hAnsi="Roboto Mono"/>
+        </w:rPr>
+      </w:pPr>
+      <w:r>
+        <w:rPr>
+          <w:rFonts w:ascii="Roboto Mono" w:hAnsi="Roboto Mono"/>
         </w:rPr>
         <w:t>Reset link must expire after 24 hours.</w:t>
       </w:r>
@@ -2864,15 +2658,14 @@
           <w:ilvl w:val="0"/>
           <w:numId w:val="9"/>
         </w:numPr>
-        <w:rPr>
-          <w:rFonts w:ascii="Roboto Mono" w:hAnsi="Roboto Mono"/>
-          <w:lang w:val="en-US"/>
-        </w:rPr>
-      </w:pPr>
-      <w:r>
-        <w:rPr>
-          <w:rFonts w:ascii="Roboto Mono" w:hAnsi="Roboto Mono"/>
-          <w:lang w:val="en-US"/>
+        <w:spacing w:after="0" w:line="276" w:lineRule="auto"/>
+        <w:rPr>
+          <w:rFonts w:ascii="Roboto Mono" w:hAnsi="Roboto Mono"/>
+        </w:rPr>
+      </w:pPr>
+      <w:r>
+        <w:rPr>
+          <w:rFonts w:ascii="Roboto Mono" w:hAnsi="Roboto Mono"/>
         </w:rPr>
         <w:t>New password must have at least 8 characters.</w:t>
       </w:r>
@@ -2883,15 +2676,14 @@
           <w:ilvl w:val="0"/>
           <w:numId w:val="9"/>
         </w:numPr>
-        <w:rPr>
-          <w:rFonts w:ascii="Roboto Mono" w:hAnsi="Roboto Mono"/>
-          <w:lang w:val="en-US"/>
-        </w:rPr>
-      </w:pPr>
-      <w:r>
-        <w:rPr>
-          <w:rFonts w:ascii="Roboto Mono" w:hAnsi="Roboto Mono"/>
-          <w:lang w:val="en-US"/>
+        <w:spacing w:after="0" w:line="276" w:lineRule="auto"/>
+        <w:rPr>
+          <w:rFonts w:ascii="Roboto Mono" w:hAnsi="Roboto Mono"/>
+        </w:rPr>
+      </w:pPr>
+      <w:r>
+        <w:rPr>
+          <w:rFonts w:ascii="Roboto Mono" w:hAnsi="Roboto Mono"/>
         </w:rPr>
         <w:t>Password must include at least one number and one letter.</w:t>
       </w:r>
@@ -2900,7 +2692,6 @@
       <w:pPr>
         <w:rPr>
           <w:rFonts w:ascii="Roboto Mono" w:hAnsi="Roboto Mono"/>
-          <w:lang w:val="en-US"/>
         </w:rPr>
       </w:pPr>
       <w:r>
@@ -2908,7 +2699,6 @@
           <w:rFonts w:ascii="Roboto Mono" w:hAnsi="Roboto Mono"/>
           <w:b/>
           <w:bCs/>
-          <w:lang w:val="en-US"/>
         </w:rPr>
         <w:t>Example (Shopping Cart):</w:t>
       </w:r>
@@ -2919,15 +2709,14 @@
           <w:ilvl w:val="0"/>
           <w:numId w:val="10"/>
         </w:numPr>
-        <w:rPr>
-          <w:rFonts w:ascii="Roboto Mono" w:hAnsi="Roboto Mono"/>
-          <w:lang w:val="en-US"/>
-        </w:rPr>
-      </w:pPr>
-      <w:r>
-        <w:rPr>
-          <w:rFonts w:ascii="Roboto Mono" w:hAnsi="Roboto Mono"/>
-          <w:lang w:val="en-US"/>
+        <w:spacing w:after="0" w:line="276" w:lineRule="auto"/>
+        <w:rPr>
+          <w:rFonts w:ascii="Roboto Mono" w:hAnsi="Roboto Mono"/>
+        </w:rPr>
+      </w:pPr>
+      <w:r>
+        <w:rPr>
+          <w:rFonts w:ascii="Roboto Mono" w:hAnsi="Roboto Mono"/>
         </w:rPr>
         <w:t>Users can add items to the cart.</w:t>
       </w:r>
@@ -2938,15 +2727,14 @@
           <w:ilvl w:val="0"/>
           <w:numId w:val="10"/>
         </w:numPr>
-        <w:rPr>
-          <w:rFonts w:ascii="Roboto Mono" w:hAnsi="Roboto Mono"/>
-          <w:lang w:val="en-US"/>
-        </w:rPr>
-      </w:pPr>
-      <w:r>
-        <w:rPr>
-          <w:rFonts w:ascii="Roboto Mono" w:hAnsi="Roboto Mono"/>
-          <w:lang w:val="en-US"/>
+        <w:spacing w:after="0" w:line="276" w:lineRule="auto"/>
+        <w:rPr>
+          <w:rFonts w:ascii="Roboto Mono" w:hAnsi="Roboto Mono"/>
+        </w:rPr>
+      </w:pPr>
+      <w:r>
+        <w:rPr>
+          <w:rFonts w:ascii="Roboto Mono" w:hAnsi="Roboto Mono"/>
         </w:rPr>
         <w:t>Users can remove items from the cart.</w:t>
       </w:r>
@@ -2957,15 +2745,14 @@
           <w:ilvl w:val="0"/>
           <w:numId w:val="10"/>
         </w:numPr>
-        <w:rPr>
-          <w:rFonts w:ascii="Roboto Mono" w:hAnsi="Roboto Mono"/>
-          <w:lang w:val="en-US"/>
-        </w:rPr>
-      </w:pPr>
-      <w:r>
-        <w:rPr>
-          <w:rFonts w:ascii="Roboto Mono" w:hAnsi="Roboto Mono"/>
-          <w:lang w:val="en-US"/>
+        <w:spacing w:after="0" w:line="276" w:lineRule="auto"/>
+        <w:rPr>
+          <w:rFonts w:ascii="Roboto Mono" w:hAnsi="Roboto Mono"/>
+        </w:rPr>
+      </w:pPr>
+      <w:r>
+        <w:rPr>
+          <w:rFonts w:ascii="Roboto Mono" w:hAnsi="Roboto Mono"/>
         </w:rPr>
         <w:t>Cart updates total price automatically.</w:t>
       </w:r>
@@ -2976,15 +2763,14 @@
           <w:ilvl w:val="0"/>
           <w:numId w:val="10"/>
         </w:numPr>
-        <w:rPr>
-          <w:rFonts w:ascii="Roboto Mono" w:hAnsi="Roboto Mono"/>
-          <w:lang w:val="en-US"/>
-        </w:rPr>
-      </w:pPr>
-      <w:r>
-        <w:rPr>
-          <w:rFonts w:ascii="Roboto Mono" w:hAnsi="Roboto Mono"/>
-          <w:lang w:val="en-US"/>
+        <w:spacing w:after="0" w:line="276" w:lineRule="auto"/>
+        <w:rPr>
+          <w:rFonts w:ascii="Roboto Mono" w:hAnsi="Roboto Mono"/>
+        </w:rPr>
+      </w:pPr>
+      <w:r>
+        <w:rPr>
+          <w:rFonts w:ascii="Roboto Mono" w:hAnsi="Roboto Mono"/>
         </w:rPr>
         <w:t>Cart prevents checkout when empty.</w:t>
       </w:r>
@@ -2993,20 +2779,17 @@
       <w:pPr>
         <w:rPr>
           <w:rFonts w:ascii="Roboto Mono" w:hAnsi="Roboto Mono"/>
-          <w:lang w:val="en-US"/>
         </w:rPr>
       </w:pPr>
       <w:r>
         <w:rPr>
           <w:rFonts w:ascii="Segoe UI Emoji" w:hAnsi="Segoe UI Emoji" w:cs="Segoe UI Emoji"/>
-          <w:lang w:val="en-US"/>
         </w:rPr>
         <w:t>✅</w:t>
       </w:r>
       <w:r>
         <w:rPr>
           <w:rFonts w:ascii="Roboto Mono" w:hAnsi="Roboto Mono"/>
-          <w:lang w:val="en-US"/>
         </w:rPr>
         <w:t xml:space="preserve"> </w:t>
       </w:r>
@@ -3015,14 +2798,12 @@
           <w:rFonts w:ascii="Roboto Mono" w:hAnsi="Roboto Mono"/>
           <w:b/>
           <w:bCs/>
-          <w:lang w:val="en-US"/>
         </w:rPr>
         <w:t>Best For:</w:t>
       </w:r>
       <w:r>
         <w:rPr>
           <w:rFonts w:ascii="Roboto Mono" w:hAnsi="Roboto Mono"/>
-          <w:lang w:val="en-US"/>
         </w:rPr>
         <w:t xml:space="preserve"> Quick checks, QA teams, rule-heavy features.</w:t>
       </w:r>
@@ -3031,15 +2812,13 @@
       <w:pPr>
         <w:rPr>
           <w:rFonts w:ascii="Roboto Mono" w:hAnsi="Roboto Mono"/>
-          <w:lang w:val="en-US"/>
-        </w:rPr>
-      </w:pPr>
-      <w:r>
-        <w:rPr>
-          <w:rFonts w:ascii="Roboto Mono" w:hAnsi="Roboto Mono"/>
-          <w:lang w:val="en-US"/>
-        </w:rPr>
-        <w:pict w14:anchorId="75952561">
+        </w:rPr>
+      </w:pPr>
+      <w:r>
+        <w:rPr>
+          <w:rFonts w:ascii="Roboto Mono" w:hAnsi="Roboto Mono"/>
+        </w:rPr>
+        <w:pict w14:anchorId="7463C7DA">
           <v:rect id="_x0000_i1035" style="width:0;height:1.5pt" o:hralign="center" o:hrstd="t" o:hr="t" fillcolor="#a0a0a0" stroked="f"/>
         </w:pict>
       </w:r>
@@ -3047,14 +2826,8 @@
     <w:p>
       <w:pPr>
         <w:pStyle w:val="Heading4"/>
-        <w:rPr>
-          <w:lang w:val="en-US"/>
-        </w:rPr>
-      </w:pPr>
-      <w:r>
-        <w:rPr>
-          <w:lang w:val="en-US"/>
-        </w:rPr>
+      </w:pPr>
+      <w:r>
         <w:t>2. Scenario-Oriented (Given–When–Then / Gherkin Style)</w:t>
       </w:r>
     </w:p>
@@ -3064,50 +2837,41 @@
       </w:pPr>
       <w:r>
         <w:rPr>
-          <w:b/>
+          <w:rFonts w:ascii="Arial" w:eastAsia="Arial" w:hAnsi="Arial"/>
+          <w:sz w:val="18"/>
+          <w:highlight w:val="lightGray"/>
           <w:shd w:val="clear" w:color="auto" w:fill="B7B7B7"/>
         </w:rPr>
-        <w:t># Source</w:t>
-      </w:r>
-      <w:r>
-        <w:rPr>
+        <w:t xml:space="preserve"># Source: Chatgot </w:t>
+      </w:r>
+      <w:r>
+        <w:rPr>
+          <w:rFonts w:ascii="Arial" w:eastAsia="Arial" w:hAnsi="Arial"/>
+          <w:sz w:val="18"/>
+          <w:szCs w:val="14"/>
+          <w:highlight w:val="lightGray"/>
           <w:shd w:val="clear" w:color="auto" w:fill="B7B7B7"/>
         </w:rPr>
-        <w:t xml:space="preserve">: </w:t>
-      </w:r>
-      <w:r>
-        <w:rPr>
-          <w:b/>
+        <w:t>(GPT</w:t>
+      </w:r>
+      <w:r>
+        <w:rPr>
+          <w:rFonts w:ascii="Arial" w:eastAsia="Arial" w:hAnsi="Arial" w:cs="Cambria Math"/>
+          <w:sz w:val="18"/>
+          <w:szCs w:val="14"/>
+          <w:highlight w:val="lightGray"/>
           <w:shd w:val="clear" w:color="auto" w:fill="B7B7B7"/>
         </w:rPr>
-        <w:t xml:space="preserve">Chatgot </w:t>
-      </w:r>
-      <w:r>
-        <w:rPr>
-          <w:b/>
-          <w:sz w:val="14"/>
+        <w:t>‑</w:t>
+      </w:r>
+      <w:r>
+        <w:rPr>
+          <w:rFonts w:ascii="Arial" w:eastAsia="Arial" w:hAnsi="Arial"/>
+          <w:sz w:val="18"/>
           <w:szCs w:val="14"/>
+          <w:highlight w:val="lightGray"/>
           <w:shd w:val="clear" w:color="auto" w:fill="B7B7B7"/>
         </w:rPr>
-        <w:t>(GPT</w:t>
-      </w:r>
-      <w:r>
-        <w:rPr>
-          <w:rFonts w:ascii="Cambria Math" w:hAnsi="Cambria Math" w:cs="Cambria Math"/>
-          <w:b/>
-          <w:sz w:val="14"/>
-          <w:szCs w:val="14"/>
-          <w:shd w:val="clear" w:color="auto" w:fill="B7B7B7"/>
-        </w:rPr>
-        <w:t>‑</w:t>
-      </w:r>
-      <w:r>
-        <w:rPr>
-          <w:b/>
-          <w:sz w:val="14"/>
-          <w:szCs w:val="14"/>
-          <w:shd w:val="clear" w:color="auto" w:fill="B7B7B7"/>
-        </w:rPr>
         <w:t>5 Mini) at [9/13/2025]</w:t>
       </w:r>
     </w:p>
@@ -3115,20 +2879,17 @@
       <w:pPr>
         <w:rPr>
           <w:rFonts w:ascii="Roboto Mono" w:hAnsi="Roboto Mono"/>
-          <w:lang w:val="en-US"/>
         </w:rPr>
       </w:pPr>
       <w:r>
         <w:rPr>
           <w:rFonts w:ascii="Segoe UI Emoji" w:hAnsi="Segoe UI Emoji" w:cs="Segoe UI Emoji"/>
-          <w:lang w:val="en-US"/>
         </w:rPr>
         <w:t>👉</w:t>
       </w:r>
       <w:r>
         <w:rPr>
           <w:rFonts w:ascii="Roboto Mono" w:hAnsi="Roboto Mono"/>
-          <w:lang w:val="en-US"/>
         </w:rPr>
         <w:t xml:space="preserve"> Behavior described as </w:t>
       </w:r>
@@ -3137,14 +2898,12 @@
           <w:rFonts w:ascii="Roboto Mono" w:hAnsi="Roboto Mono"/>
           <w:b/>
           <w:bCs/>
-          <w:lang w:val="en-US"/>
         </w:rPr>
         <w:t>scenarios</w:t>
       </w:r>
       <w:r>
         <w:rPr>
           <w:rFonts w:ascii="Roboto Mono" w:hAnsi="Roboto Mono"/>
-          <w:lang w:val="en-US"/>
         </w:rPr>
         <w:t>.</w:t>
       </w:r>
@@ -3155,7 +2914,6 @@
           <w:rFonts w:ascii="Roboto Mono" w:hAnsi="Roboto Mono"/>
           <w:b/>
           <w:bCs/>
-          <w:lang w:val="en-US"/>
         </w:rPr>
       </w:pPr>
       <w:r>
@@ -3163,7 +2921,6 @@
           <w:rFonts w:ascii="Roboto Mono" w:hAnsi="Roboto Mono"/>
           <w:b/>
           <w:bCs/>
-          <w:lang w:val="en-US"/>
         </w:rPr>
         <w:t>Example (Login):</w:t>
       </w:r>
@@ -3172,7 +2929,6 @@
       <w:pPr>
         <w:rPr>
           <w:rFonts w:ascii="Roboto Mono" w:hAnsi="Roboto Mono"/>
-          <w:lang w:val="en-US"/>
         </w:rPr>
       </w:pPr>
       <w:r>
@@ -3180,7 +2936,7 @@
           <w:noProof/>
         </w:rPr>
         <w:drawing>
-          <wp:inline distT="0" distB="0" distL="0" distR="0" wp14:anchorId="4B88E5DC" wp14:editId="5DE6F400">
+          <wp:inline distT="0" distB="0" distL="0" distR="0" wp14:anchorId="0FCFF066" wp14:editId="37462B2F">
             <wp:extent cx="5943600" cy="1043940"/>
             <wp:effectExtent l="0" t="0" r="0" b="3810"/>
             <wp:docPr id="420310628" name="Picture 1"/>
@@ -3220,13 +2976,11 @@
       <w:pPr>
         <w:rPr>
           <w:rFonts w:ascii="Roboto Mono" w:hAnsi="Roboto Mono"/>
-          <w:lang w:val="en-US"/>
-        </w:rPr>
-      </w:pPr>
-      <w:r>
-        <w:rPr>
-          <w:rFonts w:ascii="Roboto Mono" w:hAnsi="Roboto Mono"/>
-          <w:lang w:val="en-US"/>
+        </w:rPr>
+      </w:pPr>
+      <w:r>
+        <w:rPr>
+          <w:rFonts w:ascii="Roboto Mono" w:hAnsi="Roboto Mono"/>
         </w:rPr>
         <w:t>Given the user is on the login page</w:t>
       </w:r>
@@ -3235,13 +2989,11 @@
       <w:pPr>
         <w:rPr>
           <w:rFonts w:ascii="Roboto Mono" w:hAnsi="Roboto Mono"/>
-          <w:lang w:val="en-US"/>
-        </w:rPr>
-      </w:pPr>
-      <w:r>
-        <w:rPr>
-          <w:rFonts w:ascii="Roboto Mono" w:hAnsi="Roboto Mono"/>
-          <w:lang w:val="en-US"/>
+        </w:rPr>
+      </w:pPr>
+      <w:r>
+        <w:rPr>
+          <w:rFonts w:ascii="Roboto Mono" w:hAnsi="Roboto Mono"/>
         </w:rPr>
         <w:t>When the user enters valid credentials</w:t>
       </w:r>
@@ -3250,13 +3002,11 @@
       <w:pPr>
         <w:rPr>
           <w:rFonts w:ascii="Roboto Mono" w:hAnsi="Roboto Mono"/>
-          <w:lang w:val="en-US"/>
-        </w:rPr>
-      </w:pPr>
-      <w:r>
-        <w:rPr>
-          <w:rFonts w:ascii="Roboto Mono" w:hAnsi="Roboto Mono"/>
-          <w:lang w:val="en-US"/>
+        </w:rPr>
+      </w:pPr>
+      <w:r>
+        <w:rPr>
+          <w:rFonts w:ascii="Roboto Mono" w:hAnsi="Roboto Mono"/>
         </w:rPr>
         <w:t>Then the user is redirected to the dashboard</w:t>
       </w:r>
@@ -3265,20 +3015,17 @@
       <w:pPr>
         <w:rPr>
           <w:rFonts w:ascii="Roboto Mono" w:hAnsi="Roboto Mono"/>
-          <w:lang w:val="en-US"/>
         </w:rPr>
       </w:pPr>
       <w:r>
         <w:rPr>
           <w:rFonts w:ascii="Segoe UI Emoji" w:hAnsi="Segoe UI Emoji" w:cs="Segoe UI Emoji"/>
-          <w:lang w:val="en-US"/>
         </w:rPr>
         <w:t>✅</w:t>
       </w:r>
       <w:r>
         <w:rPr>
           <w:rFonts w:ascii="Roboto Mono" w:hAnsi="Roboto Mono"/>
-          <w:lang w:val="en-US"/>
         </w:rPr>
         <w:t xml:space="preserve"> </w:t>
       </w:r>
@@ -3287,14 +3034,12 @@
           <w:rFonts w:ascii="Roboto Mono" w:hAnsi="Roboto Mono"/>
           <w:b/>
           <w:bCs/>
-          <w:lang w:val="en-US"/>
         </w:rPr>
         <w:t>Best For:</w:t>
       </w:r>
       <w:r>
         <w:rPr>
           <w:rFonts w:ascii="Roboto Mono" w:hAnsi="Roboto Mono"/>
-          <w:lang w:val="en-US"/>
         </w:rPr>
         <w:t xml:space="preserve"> BDD, automation, stakeholder-friendly.</w:t>
       </w:r>
@@ -3303,15 +3048,13 @@
       <w:pPr>
         <w:rPr>
           <w:rFonts w:ascii="Roboto Mono" w:hAnsi="Roboto Mono"/>
-          <w:lang w:val="en-US"/>
-        </w:rPr>
-      </w:pPr>
-      <w:r>
-        <w:rPr>
-          <w:rFonts w:ascii="Roboto Mono" w:hAnsi="Roboto Mono"/>
-          <w:lang w:val="en-US"/>
-        </w:rPr>
-        <w:pict w14:anchorId="75C7E096">
+        </w:rPr>
+      </w:pPr>
+      <w:r>
+        <w:rPr>
+          <w:rFonts w:ascii="Roboto Mono" w:hAnsi="Roboto Mono"/>
+        </w:rPr>
+        <w:pict w14:anchorId="32F6F008">
           <v:rect id="_x0000_i1036" style="width:0;height:1.5pt" o:hralign="center" o:hrstd="t" o:hr="t" fillcolor="#a0a0a0" stroked="f"/>
         </w:pict>
       </w:r>
@@ -3319,14 +3062,8 @@
     <w:p>
       <w:pPr>
         <w:pStyle w:val="Heading4"/>
-        <w:rPr>
-          <w:lang w:val="en-US"/>
-        </w:rPr>
-      </w:pPr>
-      <w:r>
-        <w:rPr>
-          <w:lang w:val="en-US"/>
-        </w:rPr>
+      </w:pPr>
+      <w:r>
         <w:t>3. Use Case-Oriented Style</w:t>
       </w:r>
     </w:p>
@@ -3336,50 +3073,41 @@
       </w:pPr>
       <w:r>
         <w:rPr>
-          <w:b/>
+          <w:rFonts w:ascii="Arial" w:eastAsia="Arial" w:hAnsi="Arial"/>
+          <w:sz w:val="18"/>
+          <w:highlight w:val="lightGray"/>
           <w:shd w:val="clear" w:color="auto" w:fill="B7B7B7"/>
         </w:rPr>
-        <w:t># Source</w:t>
-      </w:r>
-      <w:r>
-        <w:rPr>
+        <w:t xml:space="preserve"># Source: Chatgot </w:t>
+      </w:r>
+      <w:r>
+        <w:rPr>
+          <w:rFonts w:ascii="Arial" w:eastAsia="Arial" w:hAnsi="Arial"/>
+          <w:sz w:val="18"/>
+          <w:szCs w:val="14"/>
+          <w:highlight w:val="lightGray"/>
           <w:shd w:val="clear" w:color="auto" w:fill="B7B7B7"/>
         </w:rPr>
-        <w:t xml:space="preserve">: </w:t>
-      </w:r>
-      <w:r>
-        <w:rPr>
-          <w:b/>
+        <w:t>(GPT</w:t>
+      </w:r>
+      <w:r>
+        <w:rPr>
+          <w:rFonts w:ascii="Arial" w:eastAsia="Arial" w:hAnsi="Arial" w:cs="Cambria Math"/>
+          <w:sz w:val="18"/>
+          <w:szCs w:val="14"/>
+          <w:highlight w:val="lightGray"/>
           <w:shd w:val="clear" w:color="auto" w:fill="B7B7B7"/>
         </w:rPr>
-        <w:t xml:space="preserve">Chatgot </w:t>
-      </w:r>
-      <w:r>
-        <w:rPr>
-          <w:b/>
-          <w:sz w:val="14"/>
+        <w:t>‑</w:t>
+      </w:r>
+      <w:r>
+        <w:rPr>
+          <w:rFonts w:ascii="Arial" w:eastAsia="Arial" w:hAnsi="Arial"/>
+          <w:sz w:val="18"/>
           <w:szCs w:val="14"/>
+          <w:highlight w:val="lightGray"/>
           <w:shd w:val="clear" w:color="auto" w:fill="B7B7B7"/>
         </w:rPr>
-        <w:t>(GPT</w:t>
-      </w:r>
-      <w:r>
-        <w:rPr>
-          <w:rFonts w:ascii="Cambria Math" w:hAnsi="Cambria Math" w:cs="Cambria Math"/>
-          <w:b/>
-          <w:sz w:val="14"/>
-          <w:szCs w:val="14"/>
-          <w:shd w:val="clear" w:color="auto" w:fill="B7B7B7"/>
-        </w:rPr>
-        <w:t>‑</w:t>
-      </w:r>
-      <w:r>
-        <w:rPr>
-          <w:b/>
-          <w:sz w:val="14"/>
-          <w:szCs w:val="14"/>
-          <w:shd w:val="clear" w:color="auto" w:fill="B7B7B7"/>
-        </w:rPr>
         <w:t>5 Mini) at [9/13/2025]</w:t>
       </w:r>
     </w:p>
@@ -3387,20 +3115,17 @@
       <w:pPr>
         <w:rPr>
           <w:rFonts w:ascii="Roboto Mono" w:hAnsi="Roboto Mono"/>
-          <w:lang w:val="en-US"/>
         </w:rPr>
       </w:pPr>
       <w:r>
         <w:rPr>
           <w:rFonts w:ascii="Segoe UI Emoji" w:hAnsi="Segoe UI Emoji" w:cs="Segoe UI Emoji"/>
-          <w:lang w:val="en-US"/>
         </w:rPr>
         <w:t>👉</w:t>
       </w:r>
       <w:r>
         <w:rPr>
           <w:rFonts w:ascii="Roboto Mono" w:hAnsi="Roboto Mono"/>
-          <w:lang w:val="en-US"/>
         </w:rPr>
         <w:t xml:space="preserve"> Acceptance criteria follow </w:t>
       </w:r>
@@ -3409,14 +3134,12 @@
           <w:rFonts w:ascii="Roboto Mono" w:hAnsi="Roboto Mono"/>
           <w:b/>
           <w:bCs/>
-          <w:lang w:val="en-US"/>
         </w:rPr>
         <w:t>main + alternative flows</w:t>
       </w:r>
       <w:r>
         <w:rPr>
           <w:rFonts w:ascii="Roboto Mono" w:hAnsi="Roboto Mono"/>
-          <w:lang w:val="en-US"/>
         </w:rPr>
         <w:t>.</w:t>
       </w:r>
@@ -3425,7 +3148,6 @@
       <w:pPr>
         <w:rPr>
           <w:rFonts w:ascii="Roboto Mono" w:hAnsi="Roboto Mono"/>
-          <w:lang w:val="en-US"/>
         </w:rPr>
       </w:pPr>
       <w:r>
@@ -3433,7 +3155,6 @@
           <w:rFonts w:ascii="Roboto Mono" w:hAnsi="Roboto Mono"/>
           <w:b/>
           <w:bCs/>
-          <w:lang w:val="en-US"/>
         </w:rPr>
         <w:t>Example (Checkout):</w:t>
       </w:r>
@@ -3444,9 +3165,9 @@
           <w:ilvl w:val="0"/>
           <w:numId w:val="11"/>
         </w:numPr>
-        <w:rPr>
-          <w:rFonts w:ascii="Roboto Mono" w:hAnsi="Roboto Mono"/>
-          <w:lang w:val="en-US"/>
+        <w:spacing w:after="0" w:line="276" w:lineRule="auto"/>
+        <w:rPr>
+          <w:rFonts w:ascii="Roboto Mono" w:hAnsi="Roboto Mono"/>
         </w:rPr>
       </w:pPr>
       <w:r>
@@ -3454,40 +3175,30 @@
           <w:rFonts w:ascii="Roboto Mono" w:hAnsi="Roboto Mono"/>
           <w:b/>
           <w:bCs/>
-          <w:lang w:val="en-US"/>
         </w:rPr>
         <w:t>Main Flow:</w:t>
       </w:r>
       <w:r>
         <w:rPr>
           <w:rFonts w:ascii="Roboto Mono" w:hAnsi="Roboto Mono"/>
-          <w:lang w:val="en-US"/>
         </w:rPr>
         <w:t xml:space="preserve"> User enters payment </w:t>
       </w:r>
       <w:r>
-        <w:rPr>
-          <w:lang w:val="en-US"/>
-        </w:rPr>
         <w:t>→</w:t>
       </w:r>
       <w:r>
         <w:rPr>
           <w:rFonts w:ascii="Roboto Mono" w:hAnsi="Roboto Mono"/>
-          <w:lang w:val="en-US"/>
         </w:rPr>
         <w:t xml:space="preserve"> payment succeeds </w:t>
       </w:r>
       <w:r>
-        <w:rPr>
-          <w:lang w:val="en-US"/>
-        </w:rPr>
         <w:t>→</w:t>
       </w:r>
       <w:r>
         <w:rPr>
           <w:rFonts w:ascii="Roboto Mono" w:hAnsi="Roboto Mono"/>
-          <w:lang w:val="en-US"/>
         </w:rPr>
         <w:t xml:space="preserve"> order confirmed.</w:t>
       </w:r>
@@ -3498,9 +3209,9 @@
           <w:ilvl w:val="0"/>
           <w:numId w:val="11"/>
         </w:numPr>
-        <w:rPr>
-          <w:rFonts w:ascii="Roboto Mono" w:hAnsi="Roboto Mono"/>
-          <w:lang w:val="en-US"/>
+        <w:spacing w:after="0" w:line="276" w:lineRule="auto"/>
+        <w:rPr>
+          <w:rFonts w:ascii="Roboto Mono" w:hAnsi="Roboto Mono"/>
         </w:rPr>
       </w:pPr>
       <w:r>
@@ -3508,27 +3219,21 @@
           <w:rFonts w:ascii="Roboto Mono" w:hAnsi="Roboto Mono"/>
           <w:b/>
           <w:bCs/>
-          <w:lang w:val="en-US"/>
         </w:rPr>
         <w:t>Alternative Flow:</w:t>
       </w:r>
       <w:r>
         <w:rPr>
           <w:rFonts w:ascii="Roboto Mono" w:hAnsi="Roboto Mono"/>
-          <w:lang w:val="en-US"/>
         </w:rPr>
         <w:t xml:space="preserve"> Payment fails </w:t>
       </w:r>
       <w:r>
-        <w:rPr>
-          <w:lang w:val="en-US"/>
-        </w:rPr>
         <w:t>→</w:t>
       </w:r>
       <w:r>
         <w:rPr>
           <w:rFonts w:ascii="Roboto Mono" w:hAnsi="Roboto Mono"/>
-          <w:lang w:val="en-US"/>
         </w:rPr>
         <w:t xml:space="preserve"> system shows retry option.</w:t>
       </w:r>
@@ -3537,21 +3242,17 @@
       <w:pPr>
         <w:rPr>
           <w:rFonts w:ascii="Roboto Mono" w:hAnsi="Roboto Mono"/>
-          <w:lang w:val="en-US"/>
         </w:rPr>
       </w:pPr>
       <w:r>
         <w:rPr>
           <w:rFonts w:ascii="Segoe UI Emoji" w:hAnsi="Segoe UI Emoji" w:cs="Segoe UI Emoji"/>
-          <w:lang w:val="en-US"/>
-        </w:rPr>
-        <w:lastRenderedPageBreak/>
+        </w:rPr>
         <w:t>✅</w:t>
       </w:r>
       <w:r>
         <w:rPr>
           <w:rFonts w:ascii="Roboto Mono" w:hAnsi="Roboto Mono"/>
-          <w:lang w:val="en-US"/>
         </w:rPr>
         <w:t xml:space="preserve"> </w:t>
       </w:r>
@@ -3560,14 +3261,12 @@
           <w:rFonts w:ascii="Roboto Mono" w:hAnsi="Roboto Mono"/>
           <w:b/>
           <w:bCs/>
-          <w:lang w:val="en-US"/>
         </w:rPr>
         <w:t>Best For:</w:t>
       </w:r>
       <w:r>
         <w:rPr>
           <w:rFonts w:ascii="Roboto Mono" w:hAnsi="Roboto Mono"/>
-          <w:lang w:val="en-US"/>
         </w:rPr>
         <w:t xml:space="preserve"> Capturing happy path + edge cases.</w:t>
       </w:r>
@@ -3576,15 +3275,13 @@
       <w:pPr>
         <w:rPr>
           <w:rFonts w:ascii="Roboto Mono" w:hAnsi="Roboto Mono"/>
-          <w:lang w:val="en-US"/>
-        </w:rPr>
-      </w:pPr>
-      <w:r>
-        <w:rPr>
-          <w:rFonts w:ascii="Roboto Mono" w:hAnsi="Roboto Mono"/>
-          <w:lang w:val="en-US"/>
-        </w:rPr>
-        <w:pict w14:anchorId="0FFFDF7E">
+        </w:rPr>
+      </w:pPr>
+      <w:r>
+        <w:rPr>
+          <w:rFonts w:ascii="Roboto Mono" w:hAnsi="Roboto Mono"/>
+        </w:rPr>
+        <w:pict w14:anchorId="466323DE">
           <v:rect id="_x0000_i1037" style="width:0;height:1.5pt" o:hralign="center" o:hrstd="t" o:hr="t" fillcolor="#a0a0a0" stroked="f"/>
         </w:pict>
       </w:r>
@@ -3592,14 +3289,8 @@
     <w:p>
       <w:pPr>
         <w:pStyle w:val="Heading4"/>
-        <w:rPr>
-          <w:lang w:val="en-US"/>
-        </w:rPr>
-      </w:pPr>
-      <w:r>
-        <w:rPr>
-          <w:lang w:val="en-US"/>
-        </w:rPr>
+      </w:pPr>
+      <w:r>
         <w:t>4. State/Condition-Oriented Style</w:t>
       </w:r>
     </w:p>
@@ -3609,50 +3300,41 @@
       </w:pPr>
       <w:r>
         <w:rPr>
-          <w:b/>
+          <w:rFonts w:ascii="Arial" w:eastAsia="Arial" w:hAnsi="Arial"/>
+          <w:sz w:val="18"/>
+          <w:highlight w:val="lightGray"/>
           <w:shd w:val="clear" w:color="auto" w:fill="B7B7B7"/>
         </w:rPr>
-        <w:t># Source</w:t>
-      </w:r>
-      <w:r>
-        <w:rPr>
+        <w:t xml:space="preserve"># Source: Chatgot </w:t>
+      </w:r>
+      <w:r>
+        <w:rPr>
+          <w:rFonts w:ascii="Arial" w:eastAsia="Arial" w:hAnsi="Arial"/>
+          <w:sz w:val="18"/>
+          <w:szCs w:val="14"/>
+          <w:highlight w:val="lightGray"/>
           <w:shd w:val="clear" w:color="auto" w:fill="B7B7B7"/>
         </w:rPr>
-        <w:t xml:space="preserve">: </w:t>
-      </w:r>
-      <w:r>
-        <w:rPr>
-          <w:b/>
+        <w:t>(GPT</w:t>
+      </w:r>
+      <w:r>
+        <w:rPr>
+          <w:rFonts w:ascii="Arial" w:eastAsia="Arial" w:hAnsi="Arial" w:cs="Cambria Math"/>
+          <w:sz w:val="18"/>
+          <w:szCs w:val="14"/>
+          <w:highlight w:val="lightGray"/>
           <w:shd w:val="clear" w:color="auto" w:fill="B7B7B7"/>
         </w:rPr>
-        <w:t xml:space="preserve">Chatgot </w:t>
-      </w:r>
-      <w:r>
-        <w:rPr>
-          <w:b/>
-          <w:sz w:val="14"/>
+        <w:t>‑</w:t>
+      </w:r>
+      <w:r>
+        <w:rPr>
+          <w:rFonts w:ascii="Arial" w:eastAsia="Arial" w:hAnsi="Arial"/>
+          <w:sz w:val="18"/>
           <w:szCs w:val="14"/>
+          <w:highlight w:val="lightGray"/>
           <w:shd w:val="clear" w:color="auto" w:fill="B7B7B7"/>
         </w:rPr>
-        <w:t>(GPT</w:t>
-      </w:r>
-      <w:r>
-        <w:rPr>
-          <w:rFonts w:ascii="Cambria Math" w:hAnsi="Cambria Math" w:cs="Cambria Math"/>
-          <w:b/>
-          <w:sz w:val="14"/>
-          <w:szCs w:val="14"/>
-          <w:shd w:val="clear" w:color="auto" w:fill="B7B7B7"/>
-        </w:rPr>
-        <w:t>‑</w:t>
-      </w:r>
-      <w:r>
-        <w:rPr>
-          <w:b/>
-          <w:sz w:val="14"/>
-          <w:szCs w:val="14"/>
-          <w:shd w:val="clear" w:color="auto" w:fill="B7B7B7"/>
-        </w:rPr>
         <w:t>5 Mini) at [9/13/2025]</w:t>
       </w:r>
     </w:p>
@@ -3660,20 +3342,17 @@
       <w:pPr>
         <w:rPr>
           <w:rFonts w:ascii="Roboto Mono" w:hAnsi="Roboto Mono"/>
-          <w:lang w:val="en-US"/>
         </w:rPr>
       </w:pPr>
       <w:r>
         <w:rPr>
           <w:rFonts w:ascii="Segoe UI Emoji" w:hAnsi="Segoe UI Emoji" w:cs="Segoe UI Emoji"/>
-          <w:lang w:val="en-US"/>
         </w:rPr>
         <w:t>👉</w:t>
       </w:r>
       <w:r>
         <w:rPr>
           <w:rFonts w:ascii="Roboto Mono" w:hAnsi="Roboto Mono"/>
-          <w:lang w:val="en-US"/>
         </w:rPr>
         <w:t xml:space="preserve"> Focuses on </w:t>
       </w:r>
@@ -3682,14 +3361,12 @@
           <w:rFonts w:ascii="Roboto Mono" w:hAnsi="Roboto Mono"/>
           <w:b/>
           <w:bCs/>
-          <w:lang w:val="en-US"/>
         </w:rPr>
         <w:t>system states and conditions</w:t>
       </w:r>
       <w:r>
         <w:rPr>
           <w:rFonts w:ascii="Roboto Mono" w:hAnsi="Roboto Mono"/>
-          <w:lang w:val="en-US"/>
         </w:rPr>
         <w:t>.</w:t>
       </w:r>
@@ -3698,7 +3375,6 @@
       <w:pPr>
         <w:rPr>
           <w:rFonts w:ascii="Roboto Mono" w:hAnsi="Roboto Mono"/>
-          <w:lang w:val="en-US"/>
         </w:rPr>
       </w:pPr>
       <w:r>
@@ -3706,7 +3382,6 @@
           <w:rFonts w:ascii="Roboto Mono" w:hAnsi="Roboto Mono"/>
           <w:b/>
           <w:bCs/>
-          <w:lang w:val="en-US"/>
         </w:rPr>
         <w:t>Example (Cart):</w:t>
       </w:r>
@@ -3717,28 +3392,23 @@
           <w:ilvl w:val="0"/>
           <w:numId w:val="12"/>
         </w:numPr>
-        <w:rPr>
-          <w:rFonts w:ascii="Roboto Mono" w:hAnsi="Roboto Mono"/>
-          <w:lang w:val="en-US"/>
-        </w:rPr>
-      </w:pPr>
-      <w:r>
-        <w:rPr>
-          <w:rFonts w:ascii="Roboto Mono" w:hAnsi="Roboto Mono"/>
-          <w:lang w:val="en-US"/>
+        <w:spacing w:after="0" w:line="276" w:lineRule="auto"/>
+        <w:rPr>
+          <w:rFonts w:ascii="Roboto Mono" w:hAnsi="Roboto Mono"/>
+        </w:rPr>
+      </w:pPr>
+      <w:r>
+        <w:rPr>
+          <w:rFonts w:ascii="Roboto Mono" w:hAnsi="Roboto Mono"/>
         </w:rPr>
         <w:t xml:space="preserve">If cart is empty </w:t>
       </w:r>
       <w:r>
-        <w:rPr>
-          <w:lang w:val="en-US"/>
-        </w:rPr>
         <w:t>→</w:t>
       </w:r>
       <w:r>
         <w:rPr>
           <w:rFonts w:ascii="Roboto Mono" w:hAnsi="Roboto Mono"/>
-          <w:lang w:val="en-US"/>
         </w:rPr>
         <w:t xml:space="preserve"> checkout disabled.</w:t>
       </w:r>
@@ -3749,28 +3419,23 @@
           <w:ilvl w:val="0"/>
           <w:numId w:val="12"/>
         </w:numPr>
-        <w:rPr>
-          <w:rFonts w:ascii="Roboto Mono" w:hAnsi="Roboto Mono"/>
-          <w:lang w:val="en-US"/>
-        </w:rPr>
-      </w:pPr>
-      <w:r>
-        <w:rPr>
-          <w:rFonts w:ascii="Roboto Mono" w:hAnsi="Roboto Mono"/>
-          <w:lang w:val="en-US"/>
+        <w:spacing w:after="0" w:line="276" w:lineRule="auto"/>
+        <w:rPr>
+          <w:rFonts w:ascii="Roboto Mono" w:hAnsi="Roboto Mono"/>
+        </w:rPr>
+      </w:pPr>
+      <w:r>
+        <w:rPr>
+          <w:rFonts w:ascii="Roboto Mono" w:hAnsi="Roboto Mono"/>
         </w:rPr>
         <w:t xml:space="preserve">If item out of stock </w:t>
       </w:r>
       <w:r>
-        <w:rPr>
-          <w:lang w:val="en-US"/>
-        </w:rPr>
         <w:t>→</w:t>
       </w:r>
       <w:r>
         <w:rPr>
           <w:rFonts w:ascii="Roboto Mono" w:hAnsi="Roboto Mono"/>
-          <w:lang w:val="en-US"/>
         </w:rPr>
         <w:t xml:space="preserve"> cannot be added.</w:t>
       </w:r>
@@ -3781,28 +3446,23 @@
           <w:ilvl w:val="0"/>
           <w:numId w:val="12"/>
         </w:numPr>
-        <w:rPr>
-          <w:rFonts w:ascii="Roboto Mono" w:hAnsi="Roboto Mono"/>
-          <w:lang w:val="en-US"/>
-        </w:rPr>
-      </w:pPr>
-      <w:r>
-        <w:rPr>
-          <w:rFonts w:ascii="Roboto Mono" w:hAnsi="Roboto Mono"/>
-          <w:lang w:val="en-US"/>
+        <w:spacing w:after="0" w:line="276" w:lineRule="auto"/>
+        <w:rPr>
+          <w:rFonts w:ascii="Roboto Mono" w:hAnsi="Roboto Mono"/>
+        </w:rPr>
+      </w:pPr>
+      <w:r>
+        <w:rPr>
+          <w:rFonts w:ascii="Roboto Mono" w:hAnsi="Roboto Mono"/>
         </w:rPr>
         <w:t xml:space="preserve">If payment succeeds </w:t>
       </w:r>
       <w:r>
-        <w:rPr>
-          <w:lang w:val="en-US"/>
-        </w:rPr>
         <w:t>→</w:t>
       </w:r>
       <w:r>
         <w:rPr>
           <w:rFonts w:ascii="Roboto Mono" w:hAnsi="Roboto Mono"/>
-          <w:lang w:val="en-US"/>
         </w:rPr>
         <w:t xml:space="preserve"> status = Confirmed.</w:t>
       </w:r>
@@ -3811,20 +3471,17 @@
       <w:pPr>
         <w:rPr>
           <w:rFonts w:ascii="Roboto Mono" w:hAnsi="Roboto Mono"/>
-          <w:lang w:val="en-US"/>
         </w:rPr>
       </w:pPr>
       <w:r>
         <w:rPr>
           <w:rFonts w:ascii="Segoe UI Emoji" w:hAnsi="Segoe UI Emoji" w:cs="Segoe UI Emoji"/>
-          <w:lang w:val="en-US"/>
         </w:rPr>
         <w:t>✅</w:t>
       </w:r>
       <w:r>
         <w:rPr>
           <w:rFonts w:ascii="Roboto Mono" w:hAnsi="Roboto Mono"/>
-          <w:lang w:val="en-US"/>
         </w:rPr>
         <w:t xml:space="preserve"> </w:t>
       </w:r>
@@ -3833,14 +3490,12 @@
           <w:rFonts w:ascii="Roboto Mono" w:hAnsi="Roboto Mono"/>
           <w:b/>
           <w:bCs/>
-          <w:lang w:val="en-US"/>
         </w:rPr>
         <w:t>Best For:</w:t>
       </w:r>
       <w:r>
         <w:rPr>
           <w:rFonts w:ascii="Roboto Mono" w:hAnsi="Roboto Mono"/>
-          <w:lang w:val="en-US"/>
         </w:rPr>
         <w:t xml:space="preserve"> Systems with multiple state transitions.</w:t>
       </w:r>
@@ -3849,15 +3504,13 @@
       <w:pPr>
         <w:rPr>
           <w:rFonts w:ascii="Roboto Mono" w:hAnsi="Roboto Mono"/>
-          <w:lang w:val="en-US"/>
-        </w:rPr>
-      </w:pPr>
-      <w:r>
-        <w:rPr>
-          <w:rFonts w:ascii="Roboto Mono" w:hAnsi="Roboto Mono"/>
-          <w:lang w:val="en-US"/>
-        </w:rPr>
-        <w:pict w14:anchorId="662DA822">
+        </w:rPr>
+      </w:pPr>
+      <w:r>
+        <w:rPr>
+          <w:rFonts w:ascii="Roboto Mono" w:hAnsi="Roboto Mono"/>
+        </w:rPr>
+        <w:pict w14:anchorId="6463E7FE">
           <v:rect id="_x0000_i1038" style="width:0;height:1.5pt" o:hralign="center" o:hrstd="t" o:hr="t" fillcolor="#a0a0a0" stroked="f"/>
         </w:pict>
       </w:r>
@@ -3865,21 +3518,14 @@
     <w:p>
       <w:pPr>
         <w:pStyle w:val="Heading4"/>
-        <w:rPr>
-          <w:lang w:val="en-US"/>
-        </w:rPr>
       </w:pPr>
       <w:r>
         <w:rPr>
           <w:rFonts w:ascii="Segoe UI Emoji" w:hAnsi="Segoe UI Emoji" w:cs="Segoe UI Emoji"/>
-          <w:lang w:val="en-US"/>
         </w:rPr>
         <w:t>📊</w:t>
       </w:r>
       <w:r>
-        <w:rPr>
-          <w:lang w:val="en-US"/>
-        </w:rPr>
         <w:t xml:space="preserve"> Comparison Table</w:t>
       </w:r>
     </w:p>
@@ -3889,48 +3535,39 @@
       </w:pPr>
       <w:r>
         <w:rPr>
-          <w:b/>
+          <w:rFonts w:ascii="Arial" w:eastAsia="Arial" w:hAnsi="Arial"/>
+          <w:sz w:val="18"/>
+          <w:highlight w:val="lightGray"/>
           <w:shd w:val="clear" w:color="auto" w:fill="B7B7B7"/>
         </w:rPr>
-        <w:t># Source</w:t>
-      </w:r>
-      <w:r>
-        <w:rPr>
+        <w:t xml:space="preserve"># Source: Chatgot </w:t>
+      </w:r>
+      <w:r>
+        <w:rPr>
+          <w:rFonts w:ascii="Arial" w:eastAsia="Arial" w:hAnsi="Arial"/>
+          <w:sz w:val="18"/>
+          <w:szCs w:val="14"/>
+          <w:highlight w:val="lightGray"/>
           <w:shd w:val="clear" w:color="auto" w:fill="B7B7B7"/>
         </w:rPr>
-        <w:t xml:space="preserve">: </w:t>
-      </w:r>
-      <w:r>
-        <w:rPr>
-          <w:b/>
+        <w:t>(GPT</w:t>
+      </w:r>
+      <w:r>
+        <w:rPr>
+          <w:rFonts w:ascii="Arial" w:eastAsia="Arial" w:hAnsi="Arial" w:cs="Cambria Math"/>
+          <w:sz w:val="18"/>
+          <w:szCs w:val="14"/>
+          <w:highlight w:val="lightGray"/>
           <w:shd w:val="clear" w:color="auto" w:fill="B7B7B7"/>
         </w:rPr>
-        <w:t xml:space="preserve">Chatgot </w:t>
-      </w:r>
-      <w:r>
-        <w:rPr>
-          <w:b/>
-          <w:sz w:val="14"/>
+        <w:t>‑</w:t>
+      </w:r>
+      <w:r>
+        <w:rPr>
+          <w:rFonts w:ascii="Arial" w:eastAsia="Arial" w:hAnsi="Arial"/>
+          <w:sz w:val="18"/>
           <w:szCs w:val="14"/>
-          <w:shd w:val="clear" w:color="auto" w:fill="B7B7B7"/>
-        </w:rPr>
-        <w:t>(GPT</w:t>
-      </w:r>
-      <w:r>
-        <w:rPr>
-          <w:rFonts w:ascii="Cambria Math" w:hAnsi="Cambria Math" w:cs="Cambria Math"/>
-          <w:b/>
-          <w:sz w:val="14"/>
-          <w:szCs w:val="14"/>
-          <w:shd w:val="clear" w:color="auto" w:fill="B7B7B7"/>
-        </w:rPr>
-        <w:t>‑</w:t>
-      </w:r>
-      <w:r>
-        <w:rPr>
-          <w:b/>
-          <w:sz w:val="14"/>
-          <w:szCs w:val="14"/>
+          <w:highlight w:val="lightGray"/>
           <w:shd w:val="clear" w:color="auto" w:fill="B7B7B7"/>
         </w:rPr>
         <w:t>5 Mini) at [9/13/2025]</w:t>
@@ -3949,7 +3586,7 @@
           <w:noProof/>
         </w:rPr>
         <w:drawing>
-          <wp:inline distT="0" distB="0" distL="0" distR="0" wp14:anchorId="002B7DFE" wp14:editId="1F8D3285">
+          <wp:inline distT="0" distB="0" distL="0" distR="0" wp14:anchorId="19F37169" wp14:editId="2B5279A0">
             <wp:extent cx="5943600" cy="2057400"/>
             <wp:effectExtent l="0" t="0" r="0" b="0"/>
             <wp:docPr id="409207871" name="Picture 1"/>
@@ -3998,10 +3635,10 @@
         <w:tblLook w:val="04A0" w:firstRow="1" w:lastRow="0" w:firstColumn="1" w:lastColumn="0" w:noHBand="0" w:noVBand="1"/>
       </w:tblPr>
       <w:tblGrid>
-        <w:gridCol w:w="2745"/>
-        <w:gridCol w:w="1895"/>
-        <w:gridCol w:w="2619"/>
-        <w:gridCol w:w="2101"/>
+        <w:gridCol w:w="2782"/>
+        <w:gridCol w:w="1920"/>
+        <w:gridCol w:w="2634"/>
+        <w:gridCol w:w="2024"/>
       </w:tblGrid>
       <w:tr>
         <w:trPr>
@@ -4020,7 +3657,6 @@
                 <w:rFonts w:ascii="Roboto Mono" w:hAnsi="Roboto Mono"/>
                 <w:b/>
                 <w:bCs/>
-                <w:lang w:val="en-US"/>
               </w:rPr>
             </w:pPr>
             <w:r>
@@ -4028,7 +3664,6 @@
                 <w:rFonts w:ascii="Roboto Mono" w:hAnsi="Roboto Mono"/>
                 <w:b/>
                 <w:bCs/>
-                <w:lang w:val="en-US"/>
               </w:rPr>
               <w:t>Style</w:t>
             </w:r>
@@ -4046,7 +3681,6 @@
                 <w:rFonts w:ascii="Roboto Mono" w:hAnsi="Roboto Mono"/>
                 <w:b/>
                 <w:bCs/>
-                <w:lang w:val="en-US"/>
               </w:rPr>
             </w:pPr>
             <w:r>
@@ -4054,7 +3688,6 @@
                 <w:rFonts w:ascii="Roboto Mono" w:hAnsi="Roboto Mono"/>
                 <w:b/>
                 <w:bCs/>
-                <w:lang w:val="en-US"/>
               </w:rPr>
               <w:t>Format</w:t>
             </w:r>
@@ -4072,7 +3705,6 @@
                 <w:rFonts w:ascii="Roboto Mono" w:hAnsi="Roboto Mono"/>
                 <w:b/>
                 <w:bCs/>
-                <w:lang w:val="en-US"/>
               </w:rPr>
             </w:pPr>
             <w:r>
@@ -4080,7 +3712,6 @@
                 <w:rFonts w:ascii="Roboto Mono" w:hAnsi="Roboto Mono"/>
                 <w:b/>
                 <w:bCs/>
-                <w:lang w:val="en-US"/>
               </w:rPr>
               <w:t>Example Use Case</w:t>
             </w:r>
@@ -4098,7 +3729,6 @@
                 <w:rFonts w:ascii="Roboto Mono" w:hAnsi="Roboto Mono"/>
                 <w:b/>
                 <w:bCs/>
-                <w:lang w:val="en-US"/>
               </w:rPr>
             </w:pPr>
             <w:r>
@@ -4106,7 +3736,6 @@
                 <w:rFonts w:ascii="Roboto Mono" w:hAnsi="Roboto Mono"/>
                 <w:b/>
                 <w:bCs/>
-                <w:lang w:val="en-US"/>
               </w:rPr>
               <w:t>Best For</w:t>
             </w:r>
@@ -4127,7 +3756,6 @@
             <w:pPr>
               <w:rPr>
                 <w:rFonts w:ascii="Roboto Mono" w:hAnsi="Roboto Mono"/>
-                <w:lang w:val="en-US"/>
               </w:rPr>
             </w:pPr>
             <w:r>
@@ -4135,7 +3763,6 @@
                 <w:rFonts w:ascii="Roboto Mono" w:hAnsi="Roboto Mono"/>
                 <w:b/>
                 <w:bCs/>
-                <w:lang w:val="en-US"/>
               </w:rPr>
               <w:t>Checklist Style</w:t>
             </w:r>
@@ -4151,13 +3778,11 @@
             <w:pPr>
               <w:rPr>
                 <w:rFonts w:ascii="Roboto Mono" w:hAnsi="Roboto Mono"/>
-                <w:lang w:val="en-US"/>
               </w:rPr>
             </w:pPr>
             <w:r>
               <w:rPr>
                 <w:rFonts w:ascii="Roboto Mono" w:hAnsi="Roboto Mono"/>
-                <w:lang w:val="en-US"/>
               </w:rPr>
               <w:t>List of bullet points</w:t>
             </w:r>
@@ -4173,13 +3798,11 @@
             <w:pPr>
               <w:rPr>
                 <w:rFonts w:ascii="Roboto Mono" w:hAnsi="Roboto Mono"/>
-                <w:lang w:val="en-US"/>
               </w:rPr>
             </w:pPr>
             <w:r>
               <w:rPr>
                 <w:rFonts w:ascii="Roboto Mono" w:hAnsi="Roboto Mono"/>
-                <w:lang w:val="en-US"/>
               </w:rPr>
               <w:t>“Password must expire in 24h”</w:t>
             </w:r>
@@ -4195,13 +3818,11 @@
             <w:pPr>
               <w:rPr>
                 <w:rFonts w:ascii="Roboto Mono" w:hAnsi="Roboto Mono"/>
-                <w:lang w:val="en-US"/>
               </w:rPr>
             </w:pPr>
             <w:r>
               <w:rPr>
                 <w:rFonts w:ascii="Roboto Mono" w:hAnsi="Roboto Mono"/>
-                <w:lang w:val="en-US"/>
               </w:rPr>
               <w:t>Quick checks, rules-heavy features</w:t>
             </w:r>
@@ -4222,7 +3843,6 @@
             <w:pPr>
               <w:rPr>
                 <w:rFonts w:ascii="Roboto Mono" w:hAnsi="Roboto Mono"/>
-                <w:lang w:val="en-US"/>
               </w:rPr>
             </w:pPr>
             <w:r>
@@ -4230,7 +3850,6 @@
                 <w:rFonts w:ascii="Roboto Mono" w:hAnsi="Roboto Mono"/>
                 <w:b/>
                 <w:bCs/>
-                <w:lang w:val="en-US"/>
               </w:rPr>
               <w:t>Scenario-Oriented (Given–When–Then)</w:t>
             </w:r>
@@ -4246,13 +3865,11 @@
             <w:pPr>
               <w:rPr>
                 <w:rFonts w:ascii="Roboto Mono" w:hAnsi="Roboto Mono"/>
-                <w:lang w:val="en-US"/>
               </w:rPr>
             </w:pPr>
             <w:r>
               <w:rPr>
                 <w:rFonts w:ascii="Roboto Mono" w:hAnsi="Roboto Mono"/>
-                <w:lang w:val="en-US"/>
               </w:rPr>
               <w:t>Narrative scenarios</w:t>
             </w:r>
@@ -4268,13 +3885,11 @@
             <w:pPr>
               <w:rPr>
                 <w:rFonts w:ascii="Roboto Mono" w:hAnsi="Roboto Mono"/>
-                <w:lang w:val="en-US"/>
               </w:rPr>
             </w:pPr>
             <w:r>
               <w:rPr>
                 <w:rFonts w:ascii="Roboto Mono" w:hAnsi="Roboto Mono"/>
-                <w:lang w:val="en-US"/>
               </w:rPr>
               <w:t>“Given user logs in…”</w:t>
             </w:r>
@@ -4290,13 +3905,11 @@
             <w:pPr>
               <w:rPr>
                 <w:rFonts w:ascii="Roboto Mono" w:hAnsi="Roboto Mono"/>
-                <w:lang w:val="en-US"/>
               </w:rPr>
             </w:pPr>
             <w:r>
               <w:rPr>
                 <w:rFonts w:ascii="Roboto Mono" w:hAnsi="Roboto Mono"/>
-                <w:lang w:val="en-US"/>
               </w:rPr>
               <w:t>BDD, automation</w:t>
             </w:r>
@@ -4317,7 +3930,6 @@
             <w:pPr>
               <w:rPr>
                 <w:rFonts w:ascii="Roboto Mono" w:hAnsi="Roboto Mono"/>
-                <w:lang w:val="en-US"/>
               </w:rPr>
             </w:pPr>
             <w:r>
@@ -4325,7 +3937,6 @@
                 <w:rFonts w:ascii="Roboto Mono" w:hAnsi="Roboto Mono"/>
                 <w:b/>
                 <w:bCs/>
-                <w:lang w:val="en-US"/>
               </w:rPr>
               <w:t>Use Case-Oriented</w:t>
             </w:r>
@@ -4341,13 +3952,11 @@
             <w:pPr>
               <w:rPr>
                 <w:rFonts w:ascii="Roboto Mono" w:hAnsi="Roboto Mono"/>
-                <w:lang w:val="en-US"/>
               </w:rPr>
             </w:pPr>
             <w:r>
               <w:rPr>
                 <w:rFonts w:ascii="Roboto Mono" w:hAnsi="Roboto Mono"/>
-                <w:lang w:val="en-US"/>
               </w:rPr>
               <w:t>Main + alternative flows</w:t>
             </w:r>
@@ -4363,13 +3972,11 @@
             <w:pPr>
               <w:rPr>
                 <w:rFonts w:ascii="Roboto Mono" w:hAnsi="Roboto Mono"/>
-                <w:lang w:val="en-US"/>
               </w:rPr>
             </w:pPr>
             <w:r>
               <w:rPr>
                 <w:rFonts w:ascii="Roboto Mono" w:hAnsi="Roboto Mono"/>
-                <w:lang w:val="en-US"/>
               </w:rPr>
               <w:t>“Payment succeeds/fails”</w:t>
             </w:r>
@@ -4385,13 +3992,11 @@
             <w:pPr>
               <w:rPr>
                 <w:rFonts w:ascii="Roboto Mono" w:hAnsi="Roboto Mono"/>
-                <w:lang w:val="en-US"/>
               </w:rPr>
             </w:pPr>
             <w:r>
               <w:rPr>
                 <w:rFonts w:ascii="Roboto Mono" w:hAnsi="Roboto Mono"/>
-                <w:lang w:val="en-US"/>
               </w:rPr>
               <w:t>Capturing different paths</w:t>
             </w:r>
@@ -4412,7 +4017,6 @@
             <w:pPr>
               <w:rPr>
                 <w:rFonts w:ascii="Roboto Mono" w:hAnsi="Roboto Mono"/>
-                <w:lang w:val="en-US"/>
               </w:rPr>
             </w:pPr>
             <w:r>
@@ -4420,7 +4024,6 @@
                 <w:rFonts w:ascii="Roboto Mono" w:hAnsi="Roboto Mono"/>
                 <w:b/>
                 <w:bCs/>
-                <w:lang w:val="en-US"/>
               </w:rPr>
               <w:t>State/Condition-Oriented</w:t>
             </w:r>
@@ -4436,13 +4039,11 @@
             <w:pPr>
               <w:rPr>
                 <w:rFonts w:ascii="Roboto Mono" w:hAnsi="Roboto Mono"/>
-                <w:lang w:val="en-US"/>
               </w:rPr>
             </w:pPr>
             <w:r>
               <w:rPr>
                 <w:rFonts w:ascii="Roboto Mono" w:hAnsi="Roboto Mono"/>
-                <w:lang w:val="en-US"/>
               </w:rPr>
               <w:t>IF–THEN conditions</w:t>
             </w:r>
@@ -4458,33 +4059,26 @@
             <w:pPr>
               <w:rPr>
                 <w:rFonts w:ascii="Roboto Mono" w:hAnsi="Roboto Mono"/>
-                <w:lang w:val="en-US"/>
               </w:rPr>
             </w:pPr>
             <w:r>
               <w:rPr>
                 <w:rFonts w:ascii="Roboto Mono" w:hAnsi="Roboto Mono"/>
-                <w:lang w:val="en-US"/>
               </w:rPr>
               <w:t xml:space="preserve">“If cart empty </w:t>
             </w:r>
             <w:r>
-              <w:rPr>
-                <w:lang w:val="en-US"/>
-              </w:rPr>
               <w:t>→</w:t>
             </w:r>
             <w:r>
               <w:rPr>
                 <w:rFonts w:ascii="Roboto Mono" w:hAnsi="Roboto Mono"/>
-                <w:lang w:val="en-US"/>
               </w:rPr>
               <w:t xml:space="preserve"> disable checkout</w:t>
             </w:r>
             <w:r>
               <w:rPr>
                 <w:rFonts w:ascii="Roboto Mono" w:hAnsi="Roboto Mono" w:cs="Roboto Mono"/>
-                <w:lang w:val="en-US"/>
               </w:rPr>
               <w:t>”</w:t>
             </w:r>
@@ -4500,13 +4094,11 @@
             <w:pPr>
               <w:rPr>
                 <w:rFonts w:ascii="Roboto Mono" w:hAnsi="Roboto Mono"/>
-                <w:lang w:val="en-US"/>
               </w:rPr>
             </w:pPr>
             <w:r>
               <w:rPr>
                 <w:rFonts w:ascii="Roboto Mono" w:hAnsi="Roboto Mono"/>
-                <w:lang w:val="en-US"/>
               </w:rPr>
               <w:t>Systems with many states</w:t>
             </w:r>
@@ -4518,15 +4110,13 @@
       <w:pPr>
         <w:rPr>
           <w:rFonts w:ascii="Roboto Mono" w:hAnsi="Roboto Mono"/>
-          <w:lang w:val="en-US"/>
-        </w:rPr>
-      </w:pPr>
-      <w:r>
-        <w:rPr>
-          <w:rFonts w:ascii="Roboto Mono" w:hAnsi="Roboto Mono"/>
-          <w:lang w:val="en-US"/>
-        </w:rPr>
-        <w:pict w14:anchorId="00980582">
+        </w:rPr>
+      </w:pPr>
+      <w:r>
+        <w:rPr>
+          <w:rFonts w:ascii="Roboto Mono" w:hAnsi="Roboto Mono"/>
+        </w:rPr>
+        <w:pict w14:anchorId="67C7EE23">
           <v:rect id="_x0000_i1039" style="width:0;height:1.5pt" o:hralign="center" o:hrstd="t" o:hr="t" fillcolor="#a0a0a0" stroked="f"/>
         </w:pict>
       </w:r>
@@ -4541,7 +4131,6 @@
       <w:bookmarkStart w:id="11" w:name="_ku35y7fmayh6" w:colFirst="0" w:colLast="0"/>
       <w:bookmarkEnd w:id="11"/>
       <w:r>
-        <w:lastRenderedPageBreak/>
         <w:t>🔑 Key Difference Between Them</w:t>
       </w:r>
     </w:p>
@@ -4551,50 +4140,41 @@
       </w:pPr>
       <w:r>
         <w:rPr>
-          <w:b/>
+          <w:rFonts w:ascii="Arial" w:eastAsia="Arial" w:hAnsi="Arial"/>
+          <w:sz w:val="18"/>
+          <w:highlight w:val="lightGray"/>
           <w:shd w:val="clear" w:color="auto" w:fill="B7B7B7"/>
         </w:rPr>
-        <w:t># Source</w:t>
-      </w:r>
-      <w:r>
-        <w:rPr>
+        <w:t xml:space="preserve"># Source: Chatgot </w:t>
+      </w:r>
+      <w:r>
+        <w:rPr>
+          <w:rFonts w:ascii="Arial" w:eastAsia="Arial" w:hAnsi="Arial"/>
+          <w:sz w:val="18"/>
+          <w:szCs w:val="14"/>
+          <w:highlight w:val="lightGray"/>
           <w:shd w:val="clear" w:color="auto" w:fill="B7B7B7"/>
         </w:rPr>
-        <w:t xml:space="preserve">: </w:t>
-      </w:r>
-      <w:r>
-        <w:rPr>
-          <w:b/>
+        <w:t>(GPT</w:t>
+      </w:r>
+      <w:r>
+        <w:rPr>
+          <w:rFonts w:ascii="Arial" w:eastAsia="Arial" w:hAnsi="Arial" w:cs="Cambria Math"/>
+          <w:sz w:val="18"/>
+          <w:szCs w:val="14"/>
+          <w:highlight w:val="lightGray"/>
           <w:shd w:val="clear" w:color="auto" w:fill="B7B7B7"/>
         </w:rPr>
-        <w:t xml:space="preserve">Chatgot </w:t>
-      </w:r>
-      <w:r>
-        <w:rPr>
-          <w:b/>
-          <w:sz w:val="14"/>
+        <w:t>‑</w:t>
+      </w:r>
+      <w:r>
+        <w:rPr>
+          <w:rFonts w:ascii="Arial" w:eastAsia="Arial" w:hAnsi="Arial"/>
+          <w:sz w:val="18"/>
           <w:szCs w:val="14"/>
+          <w:highlight w:val="lightGray"/>
           <w:shd w:val="clear" w:color="auto" w:fill="B7B7B7"/>
         </w:rPr>
-        <w:t>(GPT</w:t>
-      </w:r>
-      <w:r>
-        <w:rPr>
-          <w:rFonts w:ascii="Cambria Math" w:hAnsi="Cambria Math" w:cs="Cambria Math"/>
-          <w:b/>
-          <w:sz w:val="14"/>
-          <w:szCs w:val="14"/>
-          <w:shd w:val="clear" w:color="auto" w:fill="B7B7B7"/>
-        </w:rPr>
-        <w:t>‑</w:t>
-      </w:r>
-      <w:r>
-        <w:rPr>
-          <w:b/>
-          <w:sz w:val="14"/>
-          <w:szCs w:val="14"/>
-          <w:shd w:val="clear" w:color="auto" w:fill="B7B7B7"/>
-        </w:rPr>
         <w:t>5 Mini) at [8/17/2025]</w:t>
       </w:r>
     </w:p>
@@ -4604,7 +4184,7 @@
           <w:noProof/>
         </w:rPr>
         <w:drawing>
-          <wp:inline distT="114300" distB="114300" distL="114300" distR="114300" wp14:anchorId="06D7E978" wp14:editId="24245798">
+          <wp:inline distT="114300" distB="114300" distL="114300" distR="114300" wp14:anchorId="1610B69C" wp14:editId="1A3A3D17">
             <wp:extent cx="5943600" cy="1752600"/>
             <wp:effectExtent l="0" t="0" r="0" b="0"/>
             <wp:docPr id="3" name="image3.png"/>
@@ -5195,7 +4775,7 @@
     </w:tbl>
     <w:p>
       <w:r>
-        <w:pict w14:anchorId="631807F1">
+        <w:pict w14:anchorId="7C07A002">
           <v:rect id="_x0000_i1040" style="width:0;height:1.5pt" o:hralign="center" o:hrstd="t" o:hr="t" fillcolor="#a0a0a0" stroked="f"/>
         </w:pict>
       </w:r>
@@ -5228,7 +4808,7 @@
           <w:ilvl w:val="0"/>
           <w:numId w:val="1"/>
         </w:numPr>
-        <w:spacing w:before="240"/>
+        <w:spacing w:before="240" w:after="0" w:line="276" w:lineRule="auto"/>
       </w:pPr>
       <w:r>
         <w:rPr>
@@ -5269,6 +4849,7 @@
           <w:ilvl w:val="0"/>
           <w:numId w:val="1"/>
         </w:numPr>
+        <w:spacing w:after="0" w:line="276" w:lineRule="auto"/>
       </w:pPr>
       <w:r>
         <w:rPr>
@@ -5309,7 +4890,7 @@
           <w:ilvl w:val="0"/>
           <w:numId w:val="1"/>
         </w:numPr>
-        <w:spacing w:after="240"/>
+        <w:spacing w:after="240" w:line="276" w:lineRule="auto"/>
       </w:pPr>
       <w:r>
         <w:rPr>
@@ -5346,7 +4927,7 @@
     </w:p>
     <w:p>
       <w:r>
-        <w:pict w14:anchorId="2BF59FD7">
+        <w:pict w14:anchorId="4B927120">
           <v:rect id="_x0000_i1041" style="width:0;height:1.5pt" o:hralign="center" o:hrstd="t" o:hr="t" fillcolor="#a0a0a0" stroked="f"/>
         </w:pict>
       </w:r>
@@ -5372,12 +4953,13 @@
         </w:rPr>
       </w:pPr>
     </w:p>
+    <w:p/>
     <w:p/>
     <w:sectPr>
       <w:pgSz w:w="12240" w:h="15840"/>
       <w:pgMar w:top="1440" w:right="1440" w:bottom="1440" w:left="1440" w:header="720" w:footer="720" w:gutter="0"/>
-      <w:pgNumType w:start="1"/>
       <w:cols w:space="720"/>
+      <w:docGrid w:linePitch="360"/>
     </w:sectPr>
   </w:body>
 </w:document>
@@ -7932,18 +7514,6 @@
   <w:style w:type="paragraph" w:default="1" w:styleId="Normal">
     <w:name w:val="Normal"/>
     <w:qFormat/>
-    <w:rsid w:val="004C63FB"/>
-    <w:pPr>
-      <w:spacing w:after="0" w:line="276" w:lineRule="auto"/>
-    </w:pPr>
-    <w:rPr>
-      <w:rFonts w:ascii="Arial" w:eastAsia="Arial" w:hAnsi="Arial" w:cs="Arial"/>
-      <w:kern w:val="0"/>
-      <w:sz w:val="22"/>
-      <w:szCs w:val="22"/>
-      <w:lang w:val="en"/>
-      <w14:ligatures w14:val="none"/>
-    </w:rPr>
   </w:style>
   <w:style w:type="paragraph" w:styleId="Heading1">
     <w:name w:val="heading 1"/>
@@ -7952,7 +7522,7 @@
     <w:link w:val="Heading1Char"/>
     <w:uiPriority w:val="9"/>
     <w:qFormat/>
-    <w:rsid w:val="008F3744"/>
+    <w:rsid w:val="005F43F4"/>
     <w:pPr>
       <w:keepNext/>
       <w:keepLines/>
@@ -7974,7 +7544,7 @@
     <w:uiPriority w:val="9"/>
     <w:unhideWhenUsed/>
     <w:qFormat/>
-    <w:rsid w:val="008F3744"/>
+    <w:rsid w:val="005F43F4"/>
     <w:pPr>
       <w:keepNext/>
       <w:keepLines/>
@@ -7996,7 +7566,7 @@
     <w:uiPriority w:val="9"/>
     <w:unhideWhenUsed/>
     <w:qFormat/>
-    <w:rsid w:val="008F3744"/>
+    <w:rsid w:val="005F43F4"/>
     <w:pPr>
       <w:keepNext/>
       <w:keepLines/>
@@ -8018,7 +7588,7 @@
     <w:uiPriority w:val="9"/>
     <w:unhideWhenUsed/>
     <w:qFormat/>
-    <w:rsid w:val="008F3744"/>
+    <w:rsid w:val="005F43F4"/>
     <w:pPr>
       <w:keepNext/>
       <w:keepLines/>
@@ -8041,7 +7611,7 @@
     <w:semiHidden/>
     <w:unhideWhenUsed/>
     <w:qFormat/>
-    <w:rsid w:val="008F3744"/>
+    <w:rsid w:val="005F43F4"/>
     <w:pPr>
       <w:keepNext/>
       <w:keepLines/>
@@ -8062,11 +7632,11 @@
     <w:semiHidden/>
     <w:unhideWhenUsed/>
     <w:qFormat/>
-    <w:rsid w:val="008F3744"/>
+    <w:rsid w:val="005F43F4"/>
     <w:pPr>
       <w:keepNext/>
       <w:keepLines/>
-      <w:spacing w:before="40"/>
+      <w:spacing w:before="40" w:after="0"/>
       <w:outlineLvl w:val="5"/>
     </w:pPr>
     <w:rPr>
@@ -8085,11 +7655,11 @@
     <w:semiHidden/>
     <w:unhideWhenUsed/>
     <w:qFormat/>
-    <w:rsid w:val="008F3744"/>
+    <w:rsid w:val="005F43F4"/>
     <w:pPr>
       <w:keepNext/>
       <w:keepLines/>
-      <w:spacing w:before="40"/>
+      <w:spacing w:before="40" w:after="0"/>
       <w:outlineLvl w:val="6"/>
     </w:pPr>
     <w:rPr>
@@ -8106,10 +7676,11 @@
     <w:semiHidden/>
     <w:unhideWhenUsed/>
     <w:qFormat/>
-    <w:rsid w:val="008F3744"/>
+    <w:rsid w:val="005F43F4"/>
     <w:pPr>
       <w:keepNext/>
       <w:keepLines/>
+      <w:spacing w:after="0"/>
       <w:outlineLvl w:val="7"/>
     </w:pPr>
     <w:rPr>
@@ -8128,10 +7699,11 @@
     <w:semiHidden/>
     <w:unhideWhenUsed/>
     <w:qFormat/>
-    <w:rsid w:val="008F3744"/>
+    <w:rsid w:val="005F43F4"/>
     <w:pPr>
       <w:keepNext/>
       <w:keepLines/>
+      <w:spacing w:after="0"/>
       <w:outlineLvl w:val="8"/>
     </w:pPr>
     <w:rPr>
@@ -8171,7 +7743,7 @@
     <w:basedOn w:val="DefaultParagraphFont"/>
     <w:link w:val="Heading1"/>
     <w:uiPriority w:val="9"/>
-    <w:rsid w:val="008F3744"/>
+    <w:rsid w:val="005F43F4"/>
     <w:rPr>
       <w:rFonts w:asciiTheme="majorHAnsi" w:eastAsiaTheme="majorEastAsia" w:hAnsiTheme="majorHAnsi" w:cstheme="majorBidi"/>
       <w:color w:val="2F5496" w:themeColor="accent1" w:themeShade="BF"/>
@@ -8184,7 +7756,7 @@
     <w:basedOn w:val="DefaultParagraphFont"/>
     <w:link w:val="Heading2"/>
     <w:uiPriority w:val="9"/>
-    <w:rsid w:val="008F3744"/>
+    <w:rsid w:val="005F43F4"/>
     <w:rPr>
       <w:rFonts w:asciiTheme="majorHAnsi" w:eastAsiaTheme="majorEastAsia" w:hAnsiTheme="majorHAnsi" w:cstheme="majorBidi"/>
       <w:color w:val="2F5496" w:themeColor="accent1" w:themeShade="BF"/>
@@ -8197,7 +7769,7 @@
     <w:basedOn w:val="DefaultParagraphFont"/>
     <w:link w:val="Heading3"/>
     <w:uiPriority w:val="9"/>
-    <w:rsid w:val="008F3744"/>
+    <w:rsid w:val="005F43F4"/>
     <w:rPr>
       <w:rFonts w:eastAsiaTheme="majorEastAsia" w:cstheme="majorBidi"/>
       <w:color w:val="2F5496" w:themeColor="accent1" w:themeShade="BF"/>
@@ -8210,7 +7782,7 @@
     <w:basedOn w:val="DefaultParagraphFont"/>
     <w:link w:val="Heading4"/>
     <w:uiPriority w:val="9"/>
-    <w:rsid w:val="008F3744"/>
+    <w:rsid w:val="005F43F4"/>
     <w:rPr>
       <w:rFonts w:eastAsiaTheme="majorEastAsia" w:cstheme="majorBidi"/>
       <w:i/>
@@ -8224,7 +7796,7 @@
     <w:link w:val="Heading5"/>
     <w:uiPriority w:val="9"/>
     <w:semiHidden/>
-    <w:rsid w:val="008F3744"/>
+    <w:rsid w:val="005F43F4"/>
     <w:rPr>
       <w:rFonts w:eastAsiaTheme="majorEastAsia" w:cstheme="majorBidi"/>
       <w:color w:val="2F5496" w:themeColor="accent1" w:themeShade="BF"/>
@@ -8236,7 +7808,7 @@
     <w:link w:val="Heading6"/>
     <w:uiPriority w:val="9"/>
     <w:semiHidden/>
-    <w:rsid w:val="008F3744"/>
+    <w:rsid w:val="005F43F4"/>
     <w:rPr>
       <w:rFonts w:eastAsiaTheme="majorEastAsia" w:cstheme="majorBidi"/>
       <w:i/>
@@ -8250,7 +7822,7 @@
     <w:link w:val="Heading7"/>
     <w:uiPriority w:val="9"/>
     <w:semiHidden/>
-    <w:rsid w:val="008F3744"/>
+    <w:rsid w:val="005F43F4"/>
     <w:rPr>
       <w:rFonts w:eastAsiaTheme="majorEastAsia" w:cstheme="majorBidi"/>
       <w:color w:val="595959" w:themeColor="text1" w:themeTint="A6"/>
@@ -8262,7 +7834,7 @@
     <w:link w:val="Heading8"/>
     <w:uiPriority w:val="9"/>
     <w:semiHidden/>
-    <w:rsid w:val="008F3744"/>
+    <w:rsid w:val="005F43F4"/>
     <w:rPr>
       <w:rFonts w:eastAsiaTheme="majorEastAsia" w:cstheme="majorBidi"/>
       <w:i/>
@@ -8276,7 +7848,7 @@
     <w:link w:val="Heading9"/>
     <w:uiPriority w:val="9"/>
     <w:semiHidden/>
-    <w:rsid w:val="008F3744"/>
+    <w:rsid w:val="005F43F4"/>
     <w:rPr>
       <w:rFonts w:eastAsiaTheme="majorEastAsia" w:cstheme="majorBidi"/>
       <w:color w:val="272727" w:themeColor="text1" w:themeTint="D8"/>
@@ -8289,7 +7861,7 @@
     <w:link w:val="TitleChar"/>
     <w:uiPriority w:val="10"/>
     <w:qFormat/>
-    <w:rsid w:val="008F3744"/>
+    <w:rsid w:val="005F43F4"/>
     <w:pPr>
       <w:spacing w:after="80" w:line="240" w:lineRule="auto"/>
       <w:contextualSpacing/>
@@ -8307,7 +7879,7 @@
     <w:basedOn w:val="DefaultParagraphFont"/>
     <w:link w:val="Title"/>
     <w:uiPriority w:val="10"/>
-    <w:rsid w:val="008F3744"/>
+    <w:rsid w:val="005F43F4"/>
     <w:rPr>
       <w:rFonts w:asciiTheme="majorHAnsi" w:eastAsiaTheme="majorEastAsia" w:hAnsiTheme="majorHAnsi" w:cstheme="majorBidi"/>
       <w:spacing w:val="-10"/>
@@ -8323,7 +7895,7 @@
     <w:link w:val="SubtitleChar"/>
     <w:uiPriority w:val="11"/>
     <w:qFormat/>
-    <w:rsid w:val="008F3744"/>
+    <w:rsid w:val="005F43F4"/>
     <w:pPr>
       <w:numPr>
         <w:ilvl w:val="1"/>
@@ -8342,7 +7914,7 @@
     <w:basedOn w:val="DefaultParagraphFont"/>
     <w:link w:val="Subtitle"/>
     <w:uiPriority w:val="11"/>
-    <w:rsid w:val="008F3744"/>
+    <w:rsid w:val="005F43F4"/>
     <w:rPr>
       <w:rFonts w:eastAsiaTheme="majorEastAsia" w:cstheme="majorBidi"/>
       <w:color w:val="595959" w:themeColor="text1" w:themeTint="A6"/>
@@ -8358,7 +7930,7 @@
     <w:link w:val="QuoteChar"/>
     <w:uiPriority w:val="29"/>
     <w:qFormat/>
-    <w:rsid w:val="008F3744"/>
+    <w:rsid w:val="005F43F4"/>
     <w:pPr>
       <w:spacing w:before="160"/>
       <w:jc w:val="center"/>
@@ -8374,7 +7946,7 @@
     <w:basedOn w:val="DefaultParagraphFont"/>
     <w:link w:val="Quote"/>
     <w:uiPriority w:val="29"/>
-    <w:rsid w:val="008F3744"/>
+    <w:rsid w:val="005F43F4"/>
     <w:rPr>
       <w:i/>
       <w:iCs/>
@@ -8386,7 +7958,7 @@
     <w:basedOn w:val="Normal"/>
     <w:uiPriority w:val="34"/>
     <w:qFormat/>
-    <w:rsid w:val="008F3744"/>
+    <w:rsid w:val="005F43F4"/>
     <w:pPr>
       <w:ind w:left="720"/>
       <w:contextualSpacing/>
@@ -8397,7 +7969,7 @@
     <w:basedOn w:val="DefaultParagraphFont"/>
     <w:uiPriority w:val="21"/>
     <w:qFormat/>
-    <w:rsid w:val="008F3744"/>
+    <w:rsid w:val="005F43F4"/>
     <w:rPr>
       <w:i/>
       <w:iCs/>
@@ -8411,7 +7983,7 @@
     <w:link w:val="IntenseQuoteChar"/>
     <w:uiPriority w:val="30"/>
     <w:qFormat/>
-    <w:rsid w:val="008F3744"/>
+    <w:rsid w:val="005F43F4"/>
     <w:pPr>
       <w:pBdr>
         <w:top w:val="single" w:sz="4" w:space="10" w:color="2F5496" w:themeColor="accent1" w:themeShade="BF"/>
@@ -8432,7 +8004,7 @@
     <w:basedOn w:val="DefaultParagraphFont"/>
     <w:link w:val="IntenseQuote"/>
     <w:uiPriority w:val="30"/>
-    <w:rsid w:val="008F3744"/>
+    <w:rsid w:val="005F43F4"/>
     <w:rPr>
       <w:i/>
       <w:iCs/>
@@ -8444,7 +8016,7 @@
     <w:basedOn w:val="DefaultParagraphFont"/>
     <w:uiPriority w:val="32"/>
     <w:qFormat/>
-    <w:rsid w:val="008F3744"/>
+    <w:rsid w:val="005F43F4"/>
     <w:rPr>
       <w:b/>
       <w:bCs/>
